--- a/docs/downloads/task1_multi-column.docx
+++ b/docs/downloads/task1_multi-column.docx
@@ -3226,6 +3226,2590 @@
         </w:tc>
       </w:tr>
     </w:tbl>
+    <w:p>
+      <w:pPr>
+        <w:spacing w:after="40" w:before="40"/>
+      </w:pPr>
+      <w:r>
+        <w:t xml:space="preserve"/>
+      </w:r>
+    </w:p>
+    <w:p>
+      <w:pPr>
+        <w:spacing w:after="40" w:before="40"/>
+      </w:pPr>
+      <w:r>
+        <w:t xml:space="preserve"/>
+      </w:r>
+    </w:p>
+    <w:p>
+      <w:pPr>
+        <w:pBdr>
+          <w:bottom w:val="single" w:color="e67e22" w:sz="4"/>
+        </w:pBdr>
+        <w:shd w:fill="FFF3E0" w:val="clear"/>
+        <w:spacing w:after="100" w:before="200"/>
+      </w:pPr>
+      <w:r>
+        <w:rPr>
+          <w:rFonts w:ascii="BIZ UDGothic" w:cs="BIZ UDGothic" w:eastAsia="BIZ UDGothic" w:hAnsi="BIZ UDGothic"/>
+          <w:b/>
+          <w:bCs/>
+          <w:color w:val="e67e22"/>
+          <w:sz w:val="22"/>
+          <w:szCs w:val="22"/>
+        </w:rPr>
+        <w:t xml:space="preserve">⭐ プラス課題　2倍〜9倍を全列に出力しよう</w:t>
+      </w:r>
+    </w:p>
+    <w:p>
+      <w:pPr>
+        <w:spacing w:after="120" w:before="120"/>
+        <w:ind w:left="200"/>
+      </w:pPr>
+      <w:r>
+        <w:rPr>
+          <w:rFonts w:ascii="BIZ UDGothic" w:cs="BIZ UDGothic" w:eastAsia="BIZ UDGothic" w:hAnsi="BIZ UDGothic"/>
+          <w:b w:val="false"/>
+          <w:bCs w:val="false"/>
+          <w:color w:val="000000"/>
+          <w:sz w:val="20"/>
+          <w:szCs w:val="20"/>
+        </w:rPr>
+        <w:t xml:space="preserve">基本課題では A列に連番・B列に2倍を出力しました。</w:t>
+      </w:r>
+    </w:p>
+    <w:p>
+      <w:pPr>
+        <w:spacing w:after="120" w:before="120"/>
+        <w:ind w:left="200"/>
+      </w:pPr>
+      <w:r>
+        <w:rPr>
+          <w:rFonts w:ascii="BIZ UDGothic" w:cs="BIZ UDGothic" w:eastAsia="BIZ UDGothic" w:hAnsi="BIZ UDGothic"/>
+          <w:b/>
+          <w:bCs/>
+          <w:color w:val="000000"/>
+          <w:sz w:val="20"/>
+          <w:szCs w:val="20"/>
+        </w:rPr>
+        <w:t xml:space="preserve">プラス課題では C列に3倍・D列に4倍・…・I列に9倍 まで一気に出力しましょう！</w:t>
+      </w:r>
+    </w:p>
+    <w:p>
+      <w:pPr>
+        <w:spacing w:after="40" w:before="40"/>
+      </w:pPr>
+      <w:r>
+        <w:t xml:space="preserve"/>
+      </w:r>
+    </w:p>
+    <w:p>
+      <w:pPr>
+        <w:spacing w:after="120" w:before="120"/>
+        <w:ind w:left="200"/>
+      </w:pPr>
+      <w:r>
+        <w:rPr>
+          <w:rFonts w:ascii="BIZ UDGothic" w:cs="BIZ UDGothic" w:eastAsia="BIZ UDGothic" w:hAnsi="BIZ UDGothic"/>
+          <w:b w:val="false"/>
+          <w:bCs w:val="false"/>
+          <w:color w:val="000000"/>
+          <w:sz w:val="20"/>
+          <w:szCs w:val="20"/>
+        </w:rPr>
+        <w:t xml:space="preserve">例）n = 3 の場合（A〜I列）</w:t>
+      </w:r>
+    </w:p>
+    <w:p>
+      <w:pPr>
+        <w:spacing w:after="40" w:before="40"/>
+      </w:pPr>
+      <w:r>
+        <w:t xml:space="preserve"/>
+      </w:r>
+    </w:p>
+    <w:tbl>
+      <w:tblPr>
+        <w:tblW w:type="dxa" w:w="9906"/>
+        <w:tblBorders>
+          <w:top w:val="single" w:color="auto" w:sz="4"/>
+          <w:left w:val="single" w:color="auto" w:sz="4"/>
+          <w:bottom w:val="single" w:color="auto" w:sz="4"/>
+          <w:right w:val="single" w:color="auto" w:sz="4"/>
+          <w:insideH w:val="single" w:color="auto" w:sz="4"/>
+          <w:insideV w:val="single" w:color="auto" w:sz="4"/>
+        </w:tblBorders>
+      </w:tblPr>
+      <w:tblGrid>
+        <w:gridCol w:w="990"/>
+        <w:gridCol w:w="990"/>
+        <w:gridCol w:w="990"/>
+        <w:gridCol w:w="990"/>
+        <w:gridCol w:w="990"/>
+        <w:gridCol w:w="990"/>
+        <w:gridCol w:w="990"/>
+        <w:gridCol w:w="990"/>
+        <w:gridCol w:w="990"/>
+        <w:gridCol w:w="996"/>
+      </w:tblGrid>
+      <w:tr>
+        <w:tc>
+          <w:tcPr>
+            <w:tcW w:type="dxa" w:w="990"/>
+            <w:tcBorders>
+              <w:top w:val="single" w:color="BBBBBB" w:sz="1"/>
+              <w:left w:val="single" w:color="BBBBBB" w:sz="1"/>
+              <w:bottom w:val="single" w:color="BBBBBB" w:sz="1"/>
+              <w:right w:val="single" w:color="BBBBBB" w:sz="1"/>
+            </w:tcBorders>
+            <w:shd w:fill="4a6fa5" w:val="clear"/>
+            <w:tcMar>
+              <w:top w:type="dxa" w:w="60"/>
+              <w:left w:type="dxa" w:w="60"/>
+              <w:bottom w:type="dxa" w:w="60"/>
+              <w:right w:type="dxa" w:w="60"/>
+            </w:tcMar>
+          </w:tcPr>
+          <w:p>
+            <w:pPr>
+              <w:jc w:val="center"/>
+            </w:pPr>
+            <w:r>
+              <w:rPr>
+                <w:rFonts w:ascii="BIZ UDGothic" w:cs="BIZ UDGothic" w:eastAsia="BIZ UDGothic" w:hAnsi="BIZ UDGothic"/>
+                <w:b/>
+                <w:bCs/>
+                <w:color w:val="FFFFFF"/>
+                <w:sz w:val="16"/>
+                <w:szCs w:val="16"/>
+              </w:rPr>
+              <w:t xml:space="preserve">行</w:t>
+            </w:r>
+          </w:p>
+        </w:tc>
+        <w:tc>
+          <w:tcPr>
+            <w:tcW w:type="dxa" w:w="990"/>
+            <w:tcBorders>
+              <w:top w:val="single" w:color="BBBBBB" w:sz="1"/>
+              <w:left w:val="single" w:color="BBBBBB" w:sz="1"/>
+              <w:bottom w:val="single" w:color="BBBBBB" w:sz="1"/>
+              <w:right w:val="single" w:color="BBBBBB" w:sz="1"/>
+            </w:tcBorders>
+            <w:shd w:fill="4a6fa5" w:val="clear"/>
+            <w:tcMar>
+              <w:top w:type="dxa" w:w="60"/>
+              <w:left w:type="dxa" w:w="60"/>
+              <w:bottom w:type="dxa" w:w="60"/>
+              <w:right w:type="dxa" w:w="60"/>
+            </w:tcMar>
+          </w:tcPr>
+          <w:p>
+            <w:pPr>
+              <w:jc w:val="center"/>
+            </w:pPr>
+            <w:r>
+              <w:rPr>
+                <w:rFonts w:ascii="BIZ UDGothic" w:cs="BIZ UDGothic" w:eastAsia="BIZ UDGothic" w:hAnsi="BIZ UDGothic"/>
+                <w:b/>
+                <w:bCs/>
+                <w:color w:val="FFFFFF"/>
+                <w:sz w:val="16"/>
+                <w:szCs w:val="16"/>
+              </w:rPr>
+              <w:t xml:space="preserve">A(×1)</w:t>
+            </w:r>
+          </w:p>
+        </w:tc>
+        <w:tc>
+          <w:tcPr>
+            <w:tcW w:type="dxa" w:w="990"/>
+            <w:tcBorders>
+              <w:top w:val="single" w:color="BBBBBB" w:sz="1"/>
+              <w:left w:val="single" w:color="BBBBBB" w:sz="1"/>
+              <w:bottom w:val="single" w:color="BBBBBB" w:sz="1"/>
+              <w:right w:val="single" w:color="BBBBBB" w:sz="1"/>
+            </w:tcBorders>
+            <w:shd w:fill="4a6fa5" w:val="clear"/>
+            <w:tcMar>
+              <w:top w:type="dxa" w:w="60"/>
+              <w:left w:type="dxa" w:w="60"/>
+              <w:bottom w:type="dxa" w:w="60"/>
+              <w:right w:type="dxa" w:w="60"/>
+            </w:tcMar>
+          </w:tcPr>
+          <w:p>
+            <w:pPr>
+              <w:jc w:val="center"/>
+            </w:pPr>
+            <w:r>
+              <w:rPr>
+                <w:rFonts w:ascii="BIZ UDGothic" w:cs="BIZ UDGothic" w:eastAsia="BIZ UDGothic" w:hAnsi="BIZ UDGothic"/>
+                <w:b/>
+                <w:bCs/>
+                <w:color w:val="FFFFFF"/>
+                <w:sz w:val="16"/>
+                <w:szCs w:val="16"/>
+              </w:rPr>
+              <w:t xml:space="preserve">B(×2)</w:t>
+            </w:r>
+          </w:p>
+        </w:tc>
+        <w:tc>
+          <w:tcPr>
+            <w:tcW w:type="dxa" w:w="990"/>
+            <w:tcBorders>
+              <w:top w:val="single" w:color="BBBBBB" w:sz="1"/>
+              <w:left w:val="single" w:color="BBBBBB" w:sz="1"/>
+              <w:bottom w:val="single" w:color="BBBBBB" w:sz="1"/>
+              <w:right w:val="single" w:color="BBBBBB" w:sz="1"/>
+            </w:tcBorders>
+            <w:shd w:fill="4a6fa5" w:val="clear"/>
+            <w:tcMar>
+              <w:top w:type="dxa" w:w="60"/>
+              <w:left w:type="dxa" w:w="60"/>
+              <w:bottom w:type="dxa" w:w="60"/>
+              <w:right w:type="dxa" w:w="60"/>
+            </w:tcMar>
+          </w:tcPr>
+          <w:p>
+            <w:pPr>
+              <w:jc w:val="center"/>
+            </w:pPr>
+            <w:r>
+              <w:rPr>
+                <w:rFonts w:ascii="BIZ UDGothic" w:cs="BIZ UDGothic" w:eastAsia="BIZ UDGothic" w:hAnsi="BIZ UDGothic"/>
+                <w:b/>
+                <w:bCs/>
+                <w:color w:val="FFFFFF"/>
+                <w:sz w:val="16"/>
+                <w:szCs w:val="16"/>
+              </w:rPr>
+              <w:t xml:space="preserve">C(×3)</w:t>
+            </w:r>
+          </w:p>
+        </w:tc>
+        <w:tc>
+          <w:tcPr>
+            <w:tcW w:type="dxa" w:w="990"/>
+            <w:tcBorders>
+              <w:top w:val="single" w:color="BBBBBB" w:sz="1"/>
+              <w:left w:val="single" w:color="BBBBBB" w:sz="1"/>
+              <w:bottom w:val="single" w:color="BBBBBB" w:sz="1"/>
+              <w:right w:val="single" w:color="BBBBBB" w:sz="1"/>
+            </w:tcBorders>
+            <w:shd w:fill="4a6fa5" w:val="clear"/>
+            <w:tcMar>
+              <w:top w:type="dxa" w:w="60"/>
+              <w:left w:type="dxa" w:w="60"/>
+              <w:bottom w:type="dxa" w:w="60"/>
+              <w:right w:type="dxa" w:w="60"/>
+            </w:tcMar>
+          </w:tcPr>
+          <w:p>
+            <w:pPr>
+              <w:jc w:val="center"/>
+            </w:pPr>
+            <w:r>
+              <w:rPr>
+                <w:rFonts w:ascii="BIZ UDGothic" w:cs="BIZ UDGothic" w:eastAsia="BIZ UDGothic" w:hAnsi="BIZ UDGothic"/>
+                <w:b/>
+                <w:bCs/>
+                <w:color w:val="FFFFFF"/>
+                <w:sz w:val="16"/>
+                <w:szCs w:val="16"/>
+              </w:rPr>
+              <w:t xml:space="preserve">D(×4)</w:t>
+            </w:r>
+          </w:p>
+        </w:tc>
+        <w:tc>
+          <w:tcPr>
+            <w:tcW w:type="dxa" w:w="990"/>
+            <w:tcBorders>
+              <w:top w:val="single" w:color="BBBBBB" w:sz="1"/>
+              <w:left w:val="single" w:color="BBBBBB" w:sz="1"/>
+              <w:bottom w:val="single" w:color="BBBBBB" w:sz="1"/>
+              <w:right w:val="single" w:color="BBBBBB" w:sz="1"/>
+            </w:tcBorders>
+            <w:shd w:fill="4a6fa5" w:val="clear"/>
+            <w:tcMar>
+              <w:top w:type="dxa" w:w="60"/>
+              <w:left w:type="dxa" w:w="60"/>
+              <w:bottom w:type="dxa" w:w="60"/>
+              <w:right w:type="dxa" w:w="60"/>
+            </w:tcMar>
+          </w:tcPr>
+          <w:p>
+            <w:pPr>
+              <w:jc w:val="center"/>
+            </w:pPr>
+            <w:r>
+              <w:rPr>
+                <w:rFonts w:ascii="BIZ UDGothic" w:cs="BIZ UDGothic" w:eastAsia="BIZ UDGothic" w:hAnsi="BIZ UDGothic"/>
+                <w:b/>
+                <w:bCs/>
+                <w:color w:val="FFFFFF"/>
+                <w:sz w:val="16"/>
+                <w:szCs w:val="16"/>
+              </w:rPr>
+              <w:t xml:space="preserve">E(×5)</w:t>
+            </w:r>
+          </w:p>
+        </w:tc>
+        <w:tc>
+          <w:tcPr>
+            <w:tcW w:type="dxa" w:w="990"/>
+            <w:tcBorders>
+              <w:top w:val="single" w:color="BBBBBB" w:sz="1"/>
+              <w:left w:val="single" w:color="BBBBBB" w:sz="1"/>
+              <w:bottom w:val="single" w:color="BBBBBB" w:sz="1"/>
+              <w:right w:val="single" w:color="BBBBBB" w:sz="1"/>
+            </w:tcBorders>
+            <w:shd w:fill="4a6fa5" w:val="clear"/>
+            <w:tcMar>
+              <w:top w:type="dxa" w:w="60"/>
+              <w:left w:type="dxa" w:w="60"/>
+              <w:bottom w:type="dxa" w:w="60"/>
+              <w:right w:type="dxa" w:w="60"/>
+            </w:tcMar>
+          </w:tcPr>
+          <w:p>
+            <w:pPr>
+              <w:jc w:val="center"/>
+            </w:pPr>
+            <w:r>
+              <w:rPr>
+                <w:rFonts w:ascii="BIZ UDGothic" w:cs="BIZ UDGothic" w:eastAsia="BIZ UDGothic" w:hAnsi="BIZ UDGothic"/>
+                <w:b/>
+                <w:bCs/>
+                <w:color w:val="FFFFFF"/>
+                <w:sz w:val="16"/>
+                <w:szCs w:val="16"/>
+              </w:rPr>
+              <w:t xml:space="preserve">F(×6)</w:t>
+            </w:r>
+          </w:p>
+        </w:tc>
+        <w:tc>
+          <w:tcPr>
+            <w:tcW w:type="dxa" w:w="990"/>
+            <w:tcBorders>
+              <w:top w:val="single" w:color="BBBBBB" w:sz="1"/>
+              <w:left w:val="single" w:color="BBBBBB" w:sz="1"/>
+              <w:bottom w:val="single" w:color="BBBBBB" w:sz="1"/>
+              <w:right w:val="single" w:color="BBBBBB" w:sz="1"/>
+            </w:tcBorders>
+            <w:shd w:fill="4a6fa5" w:val="clear"/>
+            <w:tcMar>
+              <w:top w:type="dxa" w:w="60"/>
+              <w:left w:type="dxa" w:w="60"/>
+              <w:bottom w:type="dxa" w:w="60"/>
+              <w:right w:type="dxa" w:w="60"/>
+            </w:tcMar>
+          </w:tcPr>
+          <w:p>
+            <w:pPr>
+              <w:jc w:val="center"/>
+            </w:pPr>
+            <w:r>
+              <w:rPr>
+                <w:rFonts w:ascii="BIZ UDGothic" w:cs="BIZ UDGothic" w:eastAsia="BIZ UDGothic" w:hAnsi="BIZ UDGothic"/>
+                <w:b/>
+                <w:bCs/>
+                <w:color w:val="FFFFFF"/>
+                <w:sz w:val="16"/>
+                <w:szCs w:val="16"/>
+              </w:rPr>
+              <w:t xml:space="preserve">G(×7)</w:t>
+            </w:r>
+          </w:p>
+        </w:tc>
+        <w:tc>
+          <w:tcPr>
+            <w:tcW w:type="dxa" w:w="990"/>
+            <w:tcBorders>
+              <w:top w:val="single" w:color="BBBBBB" w:sz="1"/>
+              <w:left w:val="single" w:color="BBBBBB" w:sz="1"/>
+              <w:bottom w:val="single" w:color="BBBBBB" w:sz="1"/>
+              <w:right w:val="single" w:color="BBBBBB" w:sz="1"/>
+            </w:tcBorders>
+            <w:shd w:fill="4a6fa5" w:val="clear"/>
+            <w:tcMar>
+              <w:top w:type="dxa" w:w="60"/>
+              <w:left w:type="dxa" w:w="60"/>
+              <w:bottom w:type="dxa" w:w="60"/>
+              <w:right w:type="dxa" w:w="60"/>
+            </w:tcMar>
+          </w:tcPr>
+          <w:p>
+            <w:pPr>
+              <w:jc w:val="center"/>
+            </w:pPr>
+            <w:r>
+              <w:rPr>
+                <w:rFonts w:ascii="BIZ UDGothic" w:cs="BIZ UDGothic" w:eastAsia="BIZ UDGothic" w:hAnsi="BIZ UDGothic"/>
+                <w:b/>
+                <w:bCs/>
+                <w:color w:val="FFFFFF"/>
+                <w:sz w:val="16"/>
+                <w:szCs w:val="16"/>
+              </w:rPr>
+              <w:t xml:space="preserve">H(×8)</w:t>
+            </w:r>
+          </w:p>
+        </w:tc>
+        <w:tc>
+          <w:tcPr>
+            <w:tcW w:type="dxa" w:w="996"/>
+            <w:tcBorders>
+              <w:top w:val="single" w:color="BBBBBB" w:sz="1"/>
+              <w:left w:val="single" w:color="BBBBBB" w:sz="1"/>
+              <w:bottom w:val="single" w:color="BBBBBB" w:sz="1"/>
+              <w:right w:val="single" w:color="BBBBBB" w:sz="1"/>
+            </w:tcBorders>
+            <w:shd w:fill="4a6fa5" w:val="clear"/>
+            <w:tcMar>
+              <w:top w:type="dxa" w:w="60"/>
+              <w:left w:type="dxa" w:w="60"/>
+              <w:bottom w:type="dxa" w:w="60"/>
+              <w:right w:type="dxa" w:w="60"/>
+            </w:tcMar>
+          </w:tcPr>
+          <w:p>
+            <w:pPr>
+              <w:jc w:val="center"/>
+            </w:pPr>
+            <w:r>
+              <w:rPr>
+                <w:rFonts w:ascii="BIZ UDGothic" w:cs="BIZ UDGothic" w:eastAsia="BIZ UDGothic" w:hAnsi="BIZ UDGothic"/>
+                <w:b/>
+                <w:bCs/>
+                <w:color w:val="FFFFFF"/>
+                <w:sz w:val="16"/>
+                <w:szCs w:val="16"/>
+              </w:rPr>
+              <w:t xml:space="preserve">I(×9)</w:t>
+            </w:r>
+          </w:p>
+        </w:tc>
+      </w:tr>
+      <w:tr>
+        <w:trPr>
+          <w:trHeight w:val="380" w:hRule="exact"/>
+        </w:trPr>
+        <w:tc>
+          <w:tcPr>
+            <w:tcW w:type="dxa" w:w="990"/>
+            <w:tcBorders>
+              <w:top w:val="single" w:color="BBBBBB" w:sz="1"/>
+              <w:left w:val="single" w:color="BBBBBB" w:sz="1"/>
+              <w:bottom w:val="single" w:color="BBBBBB" w:sz="1"/>
+              <w:right w:val="single" w:color="BBBBBB" w:sz="1"/>
+            </w:tcBorders>
+            <w:shd w:fill="FFFFFF" w:val="clear"/>
+            <w:tcMar>
+              <w:top w:type="dxa" w:w="60"/>
+              <w:left w:type="dxa" w:w="60"/>
+              <w:bottom w:type="dxa" w:w="60"/>
+              <w:right w:type="dxa" w:w="60"/>
+            </w:tcMar>
+          </w:tcPr>
+          <w:p>
+            <w:pPr>
+              <w:jc w:val="center"/>
+            </w:pPr>
+            <w:r>
+              <w:rPr>
+                <w:rFonts w:ascii="BIZ UDGothic" w:cs="BIZ UDGothic" w:eastAsia="BIZ UDGothic" w:hAnsi="BIZ UDGothic"/>
+                <w:sz w:val="17"/>
+                <w:szCs w:val="17"/>
+              </w:rPr>
+              <w:t xml:space="preserve">1</w:t>
+            </w:r>
+          </w:p>
+        </w:tc>
+        <w:tc>
+          <w:tcPr>
+            <w:tcW w:type="dxa" w:w="990"/>
+            <w:tcBorders>
+              <w:top w:val="single" w:color="BBBBBB" w:sz="1"/>
+              <w:left w:val="single" w:color="BBBBBB" w:sz="1"/>
+              <w:bottom w:val="single" w:color="BBBBBB" w:sz="1"/>
+              <w:right w:val="single" w:color="BBBBBB" w:sz="1"/>
+            </w:tcBorders>
+            <w:shd w:fill="FFFFFF" w:val="clear"/>
+            <w:tcMar>
+              <w:top w:type="dxa" w:w="60"/>
+              <w:left w:type="dxa" w:w="60"/>
+              <w:bottom w:type="dxa" w:w="60"/>
+              <w:right w:type="dxa" w:w="60"/>
+            </w:tcMar>
+          </w:tcPr>
+          <w:p>
+            <w:pPr>
+              <w:jc w:val="center"/>
+            </w:pPr>
+            <w:r>
+              <w:rPr>
+                <w:rFonts w:ascii="BIZ UDGothic" w:cs="BIZ UDGothic" w:eastAsia="BIZ UDGothic" w:hAnsi="BIZ UDGothic"/>
+                <w:sz w:val="17"/>
+                <w:szCs w:val="17"/>
+              </w:rPr>
+              <w:t xml:space="preserve">1</w:t>
+            </w:r>
+          </w:p>
+        </w:tc>
+        <w:tc>
+          <w:tcPr>
+            <w:tcW w:type="dxa" w:w="990"/>
+            <w:tcBorders>
+              <w:top w:val="single" w:color="BBBBBB" w:sz="1"/>
+              <w:left w:val="single" w:color="BBBBBB" w:sz="1"/>
+              <w:bottom w:val="single" w:color="BBBBBB" w:sz="1"/>
+              <w:right w:val="single" w:color="BBBBBB" w:sz="1"/>
+            </w:tcBorders>
+            <w:shd w:fill="FFFFFF" w:val="clear"/>
+            <w:tcMar>
+              <w:top w:type="dxa" w:w="60"/>
+              <w:left w:type="dxa" w:w="60"/>
+              <w:bottom w:type="dxa" w:w="60"/>
+              <w:right w:type="dxa" w:w="60"/>
+            </w:tcMar>
+          </w:tcPr>
+          <w:p>
+            <w:pPr>
+              <w:jc w:val="center"/>
+            </w:pPr>
+            <w:r>
+              <w:rPr>
+                <w:rFonts w:ascii="BIZ UDGothic" w:cs="BIZ UDGothic" w:eastAsia="BIZ UDGothic" w:hAnsi="BIZ UDGothic"/>
+                <w:sz w:val="17"/>
+                <w:szCs w:val="17"/>
+              </w:rPr>
+              <w:t xml:space="preserve">2</w:t>
+            </w:r>
+          </w:p>
+        </w:tc>
+        <w:tc>
+          <w:tcPr>
+            <w:tcW w:type="dxa" w:w="990"/>
+            <w:tcBorders>
+              <w:top w:val="single" w:color="BBBBBB" w:sz="1"/>
+              <w:left w:val="single" w:color="BBBBBB" w:sz="1"/>
+              <w:bottom w:val="single" w:color="BBBBBB" w:sz="1"/>
+              <w:right w:val="single" w:color="BBBBBB" w:sz="1"/>
+            </w:tcBorders>
+            <w:shd w:fill="FFFFFF" w:val="clear"/>
+            <w:tcMar>
+              <w:top w:type="dxa" w:w="60"/>
+              <w:left w:type="dxa" w:w="60"/>
+              <w:bottom w:type="dxa" w:w="60"/>
+              <w:right w:type="dxa" w:w="60"/>
+            </w:tcMar>
+          </w:tcPr>
+          <w:p>
+            <w:pPr>
+              <w:jc w:val="center"/>
+            </w:pPr>
+            <w:r>
+              <w:rPr>
+                <w:rFonts w:ascii="BIZ UDGothic" w:cs="BIZ UDGothic" w:eastAsia="BIZ UDGothic" w:hAnsi="BIZ UDGothic"/>
+                <w:sz w:val="17"/>
+                <w:szCs w:val="17"/>
+              </w:rPr>
+              <w:t xml:space="preserve">3</w:t>
+            </w:r>
+          </w:p>
+        </w:tc>
+        <w:tc>
+          <w:tcPr>
+            <w:tcW w:type="dxa" w:w="990"/>
+            <w:tcBorders>
+              <w:top w:val="single" w:color="BBBBBB" w:sz="1"/>
+              <w:left w:val="single" w:color="BBBBBB" w:sz="1"/>
+              <w:bottom w:val="single" w:color="BBBBBB" w:sz="1"/>
+              <w:right w:val="single" w:color="BBBBBB" w:sz="1"/>
+            </w:tcBorders>
+            <w:shd w:fill="FFFFFF" w:val="clear"/>
+            <w:tcMar>
+              <w:top w:type="dxa" w:w="60"/>
+              <w:left w:type="dxa" w:w="60"/>
+              <w:bottom w:type="dxa" w:w="60"/>
+              <w:right w:type="dxa" w:w="60"/>
+            </w:tcMar>
+          </w:tcPr>
+          <w:p>
+            <w:pPr>
+              <w:jc w:val="center"/>
+            </w:pPr>
+            <w:r>
+              <w:rPr>
+                <w:rFonts w:ascii="BIZ UDGothic" w:cs="BIZ UDGothic" w:eastAsia="BIZ UDGothic" w:hAnsi="BIZ UDGothic"/>
+                <w:sz w:val="17"/>
+                <w:szCs w:val="17"/>
+              </w:rPr>
+              <w:t xml:space="preserve">4</w:t>
+            </w:r>
+          </w:p>
+        </w:tc>
+        <w:tc>
+          <w:tcPr>
+            <w:tcW w:type="dxa" w:w="990"/>
+            <w:tcBorders>
+              <w:top w:val="single" w:color="BBBBBB" w:sz="1"/>
+              <w:left w:val="single" w:color="BBBBBB" w:sz="1"/>
+              <w:bottom w:val="single" w:color="BBBBBB" w:sz="1"/>
+              <w:right w:val="single" w:color="BBBBBB" w:sz="1"/>
+            </w:tcBorders>
+            <w:shd w:fill="FFFFFF" w:val="clear"/>
+            <w:tcMar>
+              <w:top w:type="dxa" w:w="60"/>
+              <w:left w:type="dxa" w:w="60"/>
+              <w:bottom w:type="dxa" w:w="60"/>
+              <w:right w:type="dxa" w:w="60"/>
+            </w:tcMar>
+          </w:tcPr>
+          <w:p>
+            <w:pPr>
+              <w:jc w:val="center"/>
+            </w:pPr>
+            <w:r>
+              <w:rPr>
+                <w:rFonts w:ascii="BIZ UDGothic" w:cs="BIZ UDGothic" w:eastAsia="BIZ UDGothic" w:hAnsi="BIZ UDGothic"/>
+                <w:sz w:val="17"/>
+                <w:szCs w:val="17"/>
+              </w:rPr>
+              <w:t xml:space="preserve">5</w:t>
+            </w:r>
+          </w:p>
+        </w:tc>
+        <w:tc>
+          <w:tcPr>
+            <w:tcW w:type="dxa" w:w="990"/>
+            <w:tcBorders>
+              <w:top w:val="single" w:color="BBBBBB" w:sz="1"/>
+              <w:left w:val="single" w:color="BBBBBB" w:sz="1"/>
+              <w:bottom w:val="single" w:color="BBBBBB" w:sz="1"/>
+              <w:right w:val="single" w:color="BBBBBB" w:sz="1"/>
+            </w:tcBorders>
+            <w:shd w:fill="FFFFFF" w:val="clear"/>
+            <w:tcMar>
+              <w:top w:type="dxa" w:w="60"/>
+              <w:left w:type="dxa" w:w="60"/>
+              <w:bottom w:type="dxa" w:w="60"/>
+              <w:right w:type="dxa" w:w="60"/>
+            </w:tcMar>
+          </w:tcPr>
+          <w:p>
+            <w:pPr>
+              <w:jc w:val="center"/>
+            </w:pPr>
+            <w:r>
+              <w:rPr>
+                <w:rFonts w:ascii="BIZ UDGothic" w:cs="BIZ UDGothic" w:eastAsia="BIZ UDGothic" w:hAnsi="BIZ UDGothic"/>
+                <w:sz w:val="17"/>
+                <w:szCs w:val="17"/>
+              </w:rPr>
+              <w:t xml:space="preserve">6</w:t>
+            </w:r>
+          </w:p>
+        </w:tc>
+        <w:tc>
+          <w:tcPr>
+            <w:tcW w:type="dxa" w:w="990"/>
+            <w:tcBorders>
+              <w:top w:val="single" w:color="BBBBBB" w:sz="1"/>
+              <w:left w:val="single" w:color="BBBBBB" w:sz="1"/>
+              <w:bottom w:val="single" w:color="BBBBBB" w:sz="1"/>
+              <w:right w:val="single" w:color="BBBBBB" w:sz="1"/>
+            </w:tcBorders>
+            <w:shd w:fill="FFFFFF" w:val="clear"/>
+            <w:tcMar>
+              <w:top w:type="dxa" w:w="60"/>
+              <w:left w:type="dxa" w:w="60"/>
+              <w:bottom w:type="dxa" w:w="60"/>
+              <w:right w:type="dxa" w:w="60"/>
+            </w:tcMar>
+          </w:tcPr>
+          <w:p>
+            <w:pPr>
+              <w:jc w:val="center"/>
+            </w:pPr>
+            <w:r>
+              <w:rPr>
+                <w:rFonts w:ascii="BIZ UDGothic" w:cs="BIZ UDGothic" w:eastAsia="BIZ UDGothic" w:hAnsi="BIZ UDGothic"/>
+                <w:sz w:val="17"/>
+                <w:szCs w:val="17"/>
+              </w:rPr>
+              <w:t xml:space="preserve">7</w:t>
+            </w:r>
+          </w:p>
+        </w:tc>
+        <w:tc>
+          <w:tcPr>
+            <w:tcW w:type="dxa" w:w="990"/>
+            <w:tcBorders>
+              <w:top w:val="single" w:color="BBBBBB" w:sz="1"/>
+              <w:left w:val="single" w:color="BBBBBB" w:sz="1"/>
+              <w:bottom w:val="single" w:color="BBBBBB" w:sz="1"/>
+              <w:right w:val="single" w:color="BBBBBB" w:sz="1"/>
+            </w:tcBorders>
+            <w:shd w:fill="FFFFFF" w:val="clear"/>
+            <w:tcMar>
+              <w:top w:type="dxa" w:w="60"/>
+              <w:left w:type="dxa" w:w="60"/>
+              <w:bottom w:type="dxa" w:w="60"/>
+              <w:right w:type="dxa" w:w="60"/>
+            </w:tcMar>
+          </w:tcPr>
+          <w:p>
+            <w:pPr>
+              <w:jc w:val="center"/>
+            </w:pPr>
+            <w:r>
+              <w:rPr>
+                <w:rFonts w:ascii="BIZ UDGothic" w:cs="BIZ UDGothic" w:eastAsia="BIZ UDGothic" w:hAnsi="BIZ UDGothic"/>
+                <w:sz w:val="17"/>
+                <w:szCs w:val="17"/>
+              </w:rPr>
+              <w:t xml:space="preserve">8</w:t>
+            </w:r>
+          </w:p>
+        </w:tc>
+        <w:tc>
+          <w:tcPr>
+            <w:tcW w:type="dxa" w:w="996"/>
+            <w:tcBorders>
+              <w:top w:val="single" w:color="BBBBBB" w:sz="1"/>
+              <w:left w:val="single" w:color="BBBBBB" w:sz="1"/>
+              <w:bottom w:val="single" w:color="BBBBBB" w:sz="1"/>
+              <w:right w:val="single" w:color="BBBBBB" w:sz="1"/>
+            </w:tcBorders>
+            <w:shd w:fill="FFFFFF" w:val="clear"/>
+            <w:tcMar>
+              <w:top w:type="dxa" w:w="60"/>
+              <w:left w:type="dxa" w:w="60"/>
+              <w:bottom w:type="dxa" w:w="60"/>
+              <w:right w:type="dxa" w:w="60"/>
+            </w:tcMar>
+          </w:tcPr>
+          <w:p>
+            <w:pPr>
+              <w:jc w:val="center"/>
+            </w:pPr>
+            <w:r>
+              <w:rPr>
+                <w:rFonts w:ascii="BIZ UDGothic" w:cs="BIZ UDGothic" w:eastAsia="BIZ UDGothic" w:hAnsi="BIZ UDGothic"/>
+                <w:sz w:val="17"/>
+                <w:szCs w:val="17"/>
+              </w:rPr>
+              <w:t xml:space="preserve">9</w:t>
+            </w:r>
+          </w:p>
+        </w:tc>
+      </w:tr>
+      <w:tr>
+        <w:trPr>
+          <w:trHeight w:val="380" w:hRule="exact"/>
+        </w:trPr>
+        <w:tc>
+          <w:tcPr>
+            <w:tcW w:type="dxa" w:w="990"/>
+            <w:tcBorders>
+              <w:top w:val="single" w:color="BBBBBB" w:sz="1"/>
+              <w:left w:val="single" w:color="BBBBBB" w:sz="1"/>
+              <w:bottom w:val="single" w:color="BBBBBB" w:sz="1"/>
+              <w:right w:val="single" w:color="BBBBBB" w:sz="1"/>
+            </w:tcBorders>
+            <w:shd w:fill="FFFFFF" w:val="clear"/>
+            <w:tcMar>
+              <w:top w:type="dxa" w:w="60"/>
+              <w:left w:type="dxa" w:w="60"/>
+              <w:bottom w:type="dxa" w:w="60"/>
+              <w:right w:type="dxa" w:w="60"/>
+            </w:tcMar>
+          </w:tcPr>
+          <w:p>
+            <w:pPr>
+              <w:jc w:val="center"/>
+            </w:pPr>
+            <w:r>
+              <w:rPr>
+                <w:rFonts w:ascii="BIZ UDGothic" w:cs="BIZ UDGothic" w:eastAsia="BIZ UDGothic" w:hAnsi="BIZ UDGothic"/>
+                <w:sz w:val="17"/>
+                <w:szCs w:val="17"/>
+              </w:rPr>
+              <w:t xml:space="preserve">2</w:t>
+            </w:r>
+          </w:p>
+        </w:tc>
+        <w:tc>
+          <w:tcPr>
+            <w:tcW w:type="dxa" w:w="990"/>
+            <w:tcBorders>
+              <w:top w:val="single" w:color="BBBBBB" w:sz="1"/>
+              <w:left w:val="single" w:color="BBBBBB" w:sz="1"/>
+              <w:bottom w:val="single" w:color="BBBBBB" w:sz="1"/>
+              <w:right w:val="single" w:color="BBBBBB" w:sz="1"/>
+            </w:tcBorders>
+            <w:shd w:fill="FFFFFF" w:val="clear"/>
+            <w:tcMar>
+              <w:top w:type="dxa" w:w="60"/>
+              <w:left w:type="dxa" w:w="60"/>
+              <w:bottom w:type="dxa" w:w="60"/>
+              <w:right w:type="dxa" w:w="60"/>
+            </w:tcMar>
+          </w:tcPr>
+          <w:p>
+            <w:pPr>
+              <w:jc w:val="center"/>
+            </w:pPr>
+            <w:r>
+              <w:rPr>
+                <w:rFonts w:ascii="BIZ UDGothic" w:cs="BIZ UDGothic" w:eastAsia="BIZ UDGothic" w:hAnsi="BIZ UDGothic"/>
+                <w:sz w:val="17"/>
+                <w:szCs w:val="17"/>
+              </w:rPr>
+              <w:t xml:space="preserve">2</w:t>
+            </w:r>
+          </w:p>
+        </w:tc>
+        <w:tc>
+          <w:tcPr>
+            <w:tcW w:type="dxa" w:w="990"/>
+            <w:tcBorders>
+              <w:top w:val="single" w:color="BBBBBB" w:sz="1"/>
+              <w:left w:val="single" w:color="BBBBBB" w:sz="1"/>
+              <w:bottom w:val="single" w:color="BBBBBB" w:sz="1"/>
+              <w:right w:val="single" w:color="BBBBBB" w:sz="1"/>
+            </w:tcBorders>
+            <w:shd w:fill="FFFFFF" w:val="clear"/>
+            <w:tcMar>
+              <w:top w:type="dxa" w:w="60"/>
+              <w:left w:type="dxa" w:w="60"/>
+              <w:bottom w:type="dxa" w:w="60"/>
+              <w:right w:type="dxa" w:w="60"/>
+            </w:tcMar>
+          </w:tcPr>
+          <w:p>
+            <w:pPr>
+              <w:jc w:val="center"/>
+            </w:pPr>
+            <w:r>
+              <w:rPr>
+                <w:rFonts w:ascii="BIZ UDGothic" w:cs="BIZ UDGothic" w:eastAsia="BIZ UDGothic" w:hAnsi="BIZ UDGothic"/>
+                <w:sz w:val="17"/>
+                <w:szCs w:val="17"/>
+              </w:rPr>
+              <w:t xml:space="preserve">4</w:t>
+            </w:r>
+          </w:p>
+        </w:tc>
+        <w:tc>
+          <w:tcPr>
+            <w:tcW w:type="dxa" w:w="990"/>
+            <w:tcBorders>
+              <w:top w:val="single" w:color="BBBBBB" w:sz="1"/>
+              <w:left w:val="single" w:color="BBBBBB" w:sz="1"/>
+              <w:bottom w:val="single" w:color="BBBBBB" w:sz="1"/>
+              <w:right w:val="single" w:color="BBBBBB" w:sz="1"/>
+            </w:tcBorders>
+            <w:shd w:fill="FFFFFF" w:val="clear"/>
+            <w:tcMar>
+              <w:top w:type="dxa" w:w="60"/>
+              <w:left w:type="dxa" w:w="60"/>
+              <w:bottom w:type="dxa" w:w="60"/>
+              <w:right w:type="dxa" w:w="60"/>
+            </w:tcMar>
+          </w:tcPr>
+          <w:p>
+            <w:pPr>
+              <w:jc w:val="center"/>
+            </w:pPr>
+            <w:r>
+              <w:rPr>
+                <w:rFonts w:ascii="BIZ UDGothic" w:cs="BIZ UDGothic" w:eastAsia="BIZ UDGothic" w:hAnsi="BIZ UDGothic"/>
+                <w:sz w:val="17"/>
+                <w:szCs w:val="17"/>
+              </w:rPr>
+              <w:t xml:space="preserve">6</w:t>
+            </w:r>
+          </w:p>
+        </w:tc>
+        <w:tc>
+          <w:tcPr>
+            <w:tcW w:type="dxa" w:w="990"/>
+            <w:tcBorders>
+              <w:top w:val="single" w:color="BBBBBB" w:sz="1"/>
+              <w:left w:val="single" w:color="BBBBBB" w:sz="1"/>
+              <w:bottom w:val="single" w:color="BBBBBB" w:sz="1"/>
+              <w:right w:val="single" w:color="BBBBBB" w:sz="1"/>
+            </w:tcBorders>
+            <w:shd w:fill="FFFFFF" w:val="clear"/>
+            <w:tcMar>
+              <w:top w:type="dxa" w:w="60"/>
+              <w:left w:type="dxa" w:w="60"/>
+              <w:bottom w:type="dxa" w:w="60"/>
+              <w:right w:type="dxa" w:w="60"/>
+            </w:tcMar>
+          </w:tcPr>
+          <w:p>
+            <w:pPr>
+              <w:jc w:val="center"/>
+            </w:pPr>
+            <w:r>
+              <w:rPr>
+                <w:rFonts w:ascii="BIZ UDGothic" w:cs="BIZ UDGothic" w:eastAsia="BIZ UDGothic" w:hAnsi="BIZ UDGothic"/>
+                <w:sz w:val="17"/>
+                <w:szCs w:val="17"/>
+              </w:rPr>
+              <w:t xml:space="preserve">8</w:t>
+            </w:r>
+          </w:p>
+        </w:tc>
+        <w:tc>
+          <w:tcPr>
+            <w:tcW w:type="dxa" w:w="990"/>
+            <w:tcBorders>
+              <w:top w:val="single" w:color="BBBBBB" w:sz="1"/>
+              <w:left w:val="single" w:color="BBBBBB" w:sz="1"/>
+              <w:bottom w:val="single" w:color="BBBBBB" w:sz="1"/>
+              <w:right w:val="single" w:color="BBBBBB" w:sz="1"/>
+            </w:tcBorders>
+            <w:shd w:fill="FFFFFF" w:val="clear"/>
+            <w:tcMar>
+              <w:top w:type="dxa" w:w="60"/>
+              <w:left w:type="dxa" w:w="60"/>
+              <w:bottom w:type="dxa" w:w="60"/>
+              <w:right w:type="dxa" w:w="60"/>
+            </w:tcMar>
+          </w:tcPr>
+          <w:p>
+            <w:pPr>
+              <w:jc w:val="center"/>
+            </w:pPr>
+            <w:r>
+              <w:rPr>
+                <w:rFonts w:ascii="BIZ UDGothic" w:cs="BIZ UDGothic" w:eastAsia="BIZ UDGothic" w:hAnsi="BIZ UDGothic"/>
+                <w:sz w:val="17"/>
+                <w:szCs w:val="17"/>
+              </w:rPr>
+              <w:t xml:space="preserve">10</w:t>
+            </w:r>
+          </w:p>
+        </w:tc>
+        <w:tc>
+          <w:tcPr>
+            <w:tcW w:type="dxa" w:w="990"/>
+            <w:tcBorders>
+              <w:top w:val="single" w:color="BBBBBB" w:sz="1"/>
+              <w:left w:val="single" w:color="BBBBBB" w:sz="1"/>
+              <w:bottom w:val="single" w:color="BBBBBB" w:sz="1"/>
+              <w:right w:val="single" w:color="BBBBBB" w:sz="1"/>
+            </w:tcBorders>
+            <w:shd w:fill="FFFFFF" w:val="clear"/>
+            <w:tcMar>
+              <w:top w:type="dxa" w:w="60"/>
+              <w:left w:type="dxa" w:w="60"/>
+              <w:bottom w:type="dxa" w:w="60"/>
+              <w:right w:type="dxa" w:w="60"/>
+            </w:tcMar>
+          </w:tcPr>
+          <w:p>
+            <w:pPr>
+              <w:jc w:val="center"/>
+            </w:pPr>
+            <w:r>
+              <w:rPr>
+                <w:rFonts w:ascii="BIZ UDGothic" w:cs="BIZ UDGothic" w:eastAsia="BIZ UDGothic" w:hAnsi="BIZ UDGothic"/>
+                <w:sz w:val="17"/>
+                <w:szCs w:val="17"/>
+              </w:rPr>
+              <w:t xml:space="preserve">12</w:t>
+            </w:r>
+          </w:p>
+        </w:tc>
+        <w:tc>
+          <w:tcPr>
+            <w:tcW w:type="dxa" w:w="990"/>
+            <w:tcBorders>
+              <w:top w:val="single" w:color="BBBBBB" w:sz="1"/>
+              <w:left w:val="single" w:color="BBBBBB" w:sz="1"/>
+              <w:bottom w:val="single" w:color="BBBBBB" w:sz="1"/>
+              <w:right w:val="single" w:color="BBBBBB" w:sz="1"/>
+            </w:tcBorders>
+            <w:shd w:fill="FFFFFF" w:val="clear"/>
+            <w:tcMar>
+              <w:top w:type="dxa" w:w="60"/>
+              <w:left w:type="dxa" w:w="60"/>
+              <w:bottom w:type="dxa" w:w="60"/>
+              <w:right w:type="dxa" w:w="60"/>
+            </w:tcMar>
+          </w:tcPr>
+          <w:p>
+            <w:pPr>
+              <w:jc w:val="center"/>
+            </w:pPr>
+            <w:r>
+              <w:rPr>
+                <w:rFonts w:ascii="BIZ UDGothic" w:cs="BIZ UDGothic" w:eastAsia="BIZ UDGothic" w:hAnsi="BIZ UDGothic"/>
+                <w:sz w:val="17"/>
+                <w:szCs w:val="17"/>
+              </w:rPr>
+              <w:t xml:space="preserve">14</w:t>
+            </w:r>
+          </w:p>
+        </w:tc>
+        <w:tc>
+          <w:tcPr>
+            <w:tcW w:type="dxa" w:w="990"/>
+            <w:tcBorders>
+              <w:top w:val="single" w:color="BBBBBB" w:sz="1"/>
+              <w:left w:val="single" w:color="BBBBBB" w:sz="1"/>
+              <w:bottom w:val="single" w:color="BBBBBB" w:sz="1"/>
+              <w:right w:val="single" w:color="BBBBBB" w:sz="1"/>
+            </w:tcBorders>
+            <w:shd w:fill="FFFFFF" w:val="clear"/>
+            <w:tcMar>
+              <w:top w:type="dxa" w:w="60"/>
+              <w:left w:type="dxa" w:w="60"/>
+              <w:bottom w:type="dxa" w:w="60"/>
+              <w:right w:type="dxa" w:w="60"/>
+            </w:tcMar>
+          </w:tcPr>
+          <w:p>
+            <w:pPr>
+              <w:jc w:val="center"/>
+            </w:pPr>
+            <w:r>
+              <w:rPr>
+                <w:rFonts w:ascii="BIZ UDGothic" w:cs="BIZ UDGothic" w:eastAsia="BIZ UDGothic" w:hAnsi="BIZ UDGothic"/>
+                <w:sz w:val="17"/>
+                <w:szCs w:val="17"/>
+              </w:rPr>
+              <w:t xml:space="preserve">16</w:t>
+            </w:r>
+          </w:p>
+        </w:tc>
+        <w:tc>
+          <w:tcPr>
+            <w:tcW w:type="dxa" w:w="996"/>
+            <w:tcBorders>
+              <w:top w:val="single" w:color="BBBBBB" w:sz="1"/>
+              <w:left w:val="single" w:color="BBBBBB" w:sz="1"/>
+              <w:bottom w:val="single" w:color="BBBBBB" w:sz="1"/>
+              <w:right w:val="single" w:color="BBBBBB" w:sz="1"/>
+            </w:tcBorders>
+            <w:shd w:fill="FFFFFF" w:val="clear"/>
+            <w:tcMar>
+              <w:top w:type="dxa" w:w="60"/>
+              <w:left w:type="dxa" w:w="60"/>
+              <w:bottom w:type="dxa" w:w="60"/>
+              <w:right w:type="dxa" w:w="60"/>
+            </w:tcMar>
+          </w:tcPr>
+          <w:p>
+            <w:pPr>
+              <w:jc w:val="center"/>
+            </w:pPr>
+            <w:r>
+              <w:rPr>
+                <w:rFonts w:ascii="BIZ UDGothic" w:cs="BIZ UDGothic" w:eastAsia="BIZ UDGothic" w:hAnsi="BIZ UDGothic"/>
+                <w:sz w:val="17"/>
+                <w:szCs w:val="17"/>
+              </w:rPr>
+              <w:t xml:space="preserve">18</w:t>
+            </w:r>
+          </w:p>
+        </w:tc>
+      </w:tr>
+      <w:tr>
+        <w:trPr>
+          <w:trHeight w:val="380" w:hRule="exact"/>
+        </w:trPr>
+        <w:tc>
+          <w:tcPr>
+            <w:tcW w:type="dxa" w:w="990"/>
+            <w:tcBorders>
+              <w:top w:val="single" w:color="BBBBBB" w:sz="1"/>
+              <w:left w:val="single" w:color="BBBBBB" w:sz="1"/>
+              <w:bottom w:val="single" w:color="BBBBBB" w:sz="1"/>
+              <w:right w:val="single" w:color="BBBBBB" w:sz="1"/>
+            </w:tcBorders>
+            <w:shd w:fill="FFFFFF" w:val="clear"/>
+            <w:tcMar>
+              <w:top w:type="dxa" w:w="60"/>
+              <w:left w:type="dxa" w:w="60"/>
+              <w:bottom w:type="dxa" w:w="60"/>
+              <w:right w:type="dxa" w:w="60"/>
+            </w:tcMar>
+          </w:tcPr>
+          <w:p>
+            <w:pPr>
+              <w:jc w:val="center"/>
+            </w:pPr>
+            <w:r>
+              <w:rPr>
+                <w:rFonts w:ascii="BIZ UDGothic" w:cs="BIZ UDGothic" w:eastAsia="BIZ UDGothic" w:hAnsi="BIZ UDGothic"/>
+                <w:sz w:val="17"/>
+                <w:szCs w:val="17"/>
+              </w:rPr>
+              <w:t xml:space="preserve">3</w:t>
+            </w:r>
+          </w:p>
+        </w:tc>
+        <w:tc>
+          <w:tcPr>
+            <w:tcW w:type="dxa" w:w="990"/>
+            <w:tcBorders>
+              <w:top w:val="single" w:color="BBBBBB" w:sz="1"/>
+              <w:left w:val="single" w:color="BBBBBB" w:sz="1"/>
+              <w:bottom w:val="single" w:color="BBBBBB" w:sz="1"/>
+              <w:right w:val="single" w:color="BBBBBB" w:sz="1"/>
+            </w:tcBorders>
+            <w:shd w:fill="FFFFFF" w:val="clear"/>
+            <w:tcMar>
+              <w:top w:type="dxa" w:w="60"/>
+              <w:left w:type="dxa" w:w="60"/>
+              <w:bottom w:type="dxa" w:w="60"/>
+              <w:right w:type="dxa" w:w="60"/>
+            </w:tcMar>
+          </w:tcPr>
+          <w:p>
+            <w:pPr>
+              <w:jc w:val="center"/>
+            </w:pPr>
+            <w:r>
+              <w:rPr>
+                <w:rFonts w:ascii="BIZ UDGothic" w:cs="BIZ UDGothic" w:eastAsia="BIZ UDGothic" w:hAnsi="BIZ UDGothic"/>
+                <w:sz w:val="17"/>
+                <w:szCs w:val="17"/>
+              </w:rPr>
+              <w:t xml:space="preserve">3</w:t>
+            </w:r>
+          </w:p>
+        </w:tc>
+        <w:tc>
+          <w:tcPr>
+            <w:tcW w:type="dxa" w:w="990"/>
+            <w:tcBorders>
+              <w:top w:val="single" w:color="BBBBBB" w:sz="1"/>
+              <w:left w:val="single" w:color="BBBBBB" w:sz="1"/>
+              <w:bottom w:val="single" w:color="BBBBBB" w:sz="1"/>
+              <w:right w:val="single" w:color="BBBBBB" w:sz="1"/>
+            </w:tcBorders>
+            <w:shd w:fill="FFFFFF" w:val="clear"/>
+            <w:tcMar>
+              <w:top w:type="dxa" w:w="60"/>
+              <w:left w:type="dxa" w:w="60"/>
+              <w:bottom w:type="dxa" w:w="60"/>
+              <w:right w:type="dxa" w:w="60"/>
+            </w:tcMar>
+          </w:tcPr>
+          <w:p>
+            <w:pPr>
+              <w:jc w:val="center"/>
+            </w:pPr>
+            <w:r>
+              <w:rPr>
+                <w:rFonts w:ascii="BIZ UDGothic" w:cs="BIZ UDGothic" w:eastAsia="BIZ UDGothic" w:hAnsi="BIZ UDGothic"/>
+                <w:sz w:val="17"/>
+                <w:szCs w:val="17"/>
+              </w:rPr>
+              <w:t xml:space="preserve">6</w:t>
+            </w:r>
+          </w:p>
+        </w:tc>
+        <w:tc>
+          <w:tcPr>
+            <w:tcW w:type="dxa" w:w="990"/>
+            <w:tcBorders>
+              <w:top w:val="single" w:color="BBBBBB" w:sz="1"/>
+              <w:left w:val="single" w:color="BBBBBB" w:sz="1"/>
+              <w:bottom w:val="single" w:color="BBBBBB" w:sz="1"/>
+              <w:right w:val="single" w:color="BBBBBB" w:sz="1"/>
+            </w:tcBorders>
+            <w:shd w:fill="FFFFFF" w:val="clear"/>
+            <w:tcMar>
+              <w:top w:type="dxa" w:w="60"/>
+              <w:left w:type="dxa" w:w="60"/>
+              <w:bottom w:type="dxa" w:w="60"/>
+              <w:right w:type="dxa" w:w="60"/>
+            </w:tcMar>
+          </w:tcPr>
+          <w:p>
+            <w:pPr>
+              <w:jc w:val="center"/>
+            </w:pPr>
+            <w:r>
+              <w:rPr>
+                <w:rFonts w:ascii="BIZ UDGothic" w:cs="BIZ UDGothic" w:eastAsia="BIZ UDGothic" w:hAnsi="BIZ UDGothic"/>
+                <w:sz w:val="17"/>
+                <w:szCs w:val="17"/>
+              </w:rPr>
+              <w:t xml:space="preserve">9</w:t>
+            </w:r>
+          </w:p>
+        </w:tc>
+        <w:tc>
+          <w:tcPr>
+            <w:tcW w:type="dxa" w:w="990"/>
+            <w:tcBorders>
+              <w:top w:val="single" w:color="BBBBBB" w:sz="1"/>
+              <w:left w:val="single" w:color="BBBBBB" w:sz="1"/>
+              <w:bottom w:val="single" w:color="BBBBBB" w:sz="1"/>
+              <w:right w:val="single" w:color="BBBBBB" w:sz="1"/>
+            </w:tcBorders>
+            <w:shd w:fill="FFFFFF" w:val="clear"/>
+            <w:tcMar>
+              <w:top w:type="dxa" w:w="60"/>
+              <w:left w:type="dxa" w:w="60"/>
+              <w:bottom w:type="dxa" w:w="60"/>
+              <w:right w:type="dxa" w:w="60"/>
+            </w:tcMar>
+          </w:tcPr>
+          <w:p>
+            <w:pPr>
+              <w:jc w:val="center"/>
+            </w:pPr>
+            <w:r>
+              <w:rPr>
+                <w:rFonts w:ascii="BIZ UDGothic" w:cs="BIZ UDGothic" w:eastAsia="BIZ UDGothic" w:hAnsi="BIZ UDGothic"/>
+                <w:sz w:val="17"/>
+                <w:szCs w:val="17"/>
+              </w:rPr>
+              <w:t xml:space="preserve">12</w:t>
+            </w:r>
+          </w:p>
+        </w:tc>
+        <w:tc>
+          <w:tcPr>
+            <w:tcW w:type="dxa" w:w="990"/>
+            <w:tcBorders>
+              <w:top w:val="single" w:color="BBBBBB" w:sz="1"/>
+              <w:left w:val="single" w:color="BBBBBB" w:sz="1"/>
+              <w:bottom w:val="single" w:color="BBBBBB" w:sz="1"/>
+              <w:right w:val="single" w:color="BBBBBB" w:sz="1"/>
+            </w:tcBorders>
+            <w:shd w:fill="FFFFFF" w:val="clear"/>
+            <w:tcMar>
+              <w:top w:type="dxa" w:w="60"/>
+              <w:left w:type="dxa" w:w="60"/>
+              <w:bottom w:type="dxa" w:w="60"/>
+              <w:right w:type="dxa" w:w="60"/>
+            </w:tcMar>
+          </w:tcPr>
+          <w:p>
+            <w:pPr>
+              <w:jc w:val="center"/>
+            </w:pPr>
+            <w:r>
+              <w:rPr>
+                <w:rFonts w:ascii="BIZ UDGothic" w:cs="BIZ UDGothic" w:eastAsia="BIZ UDGothic" w:hAnsi="BIZ UDGothic"/>
+                <w:sz w:val="17"/>
+                <w:szCs w:val="17"/>
+              </w:rPr>
+              <w:t xml:space="preserve">15</w:t>
+            </w:r>
+          </w:p>
+        </w:tc>
+        <w:tc>
+          <w:tcPr>
+            <w:tcW w:type="dxa" w:w="990"/>
+            <w:tcBorders>
+              <w:top w:val="single" w:color="BBBBBB" w:sz="1"/>
+              <w:left w:val="single" w:color="BBBBBB" w:sz="1"/>
+              <w:bottom w:val="single" w:color="BBBBBB" w:sz="1"/>
+              <w:right w:val="single" w:color="BBBBBB" w:sz="1"/>
+            </w:tcBorders>
+            <w:shd w:fill="FFFFFF" w:val="clear"/>
+            <w:tcMar>
+              <w:top w:type="dxa" w:w="60"/>
+              <w:left w:type="dxa" w:w="60"/>
+              <w:bottom w:type="dxa" w:w="60"/>
+              <w:right w:type="dxa" w:w="60"/>
+            </w:tcMar>
+          </w:tcPr>
+          <w:p>
+            <w:pPr>
+              <w:jc w:val="center"/>
+            </w:pPr>
+            <w:r>
+              <w:rPr>
+                <w:rFonts w:ascii="BIZ UDGothic" w:cs="BIZ UDGothic" w:eastAsia="BIZ UDGothic" w:hAnsi="BIZ UDGothic"/>
+                <w:sz w:val="17"/>
+                <w:szCs w:val="17"/>
+              </w:rPr>
+              <w:t xml:space="preserve">18</w:t>
+            </w:r>
+          </w:p>
+        </w:tc>
+        <w:tc>
+          <w:tcPr>
+            <w:tcW w:type="dxa" w:w="990"/>
+            <w:tcBorders>
+              <w:top w:val="single" w:color="BBBBBB" w:sz="1"/>
+              <w:left w:val="single" w:color="BBBBBB" w:sz="1"/>
+              <w:bottom w:val="single" w:color="BBBBBB" w:sz="1"/>
+              <w:right w:val="single" w:color="BBBBBB" w:sz="1"/>
+            </w:tcBorders>
+            <w:shd w:fill="FFFFFF" w:val="clear"/>
+            <w:tcMar>
+              <w:top w:type="dxa" w:w="60"/>
+              <w:left w:type="dxa" w:w="60"/>
+              <w:bottom w:type="dxa" w:w="60"/>
+              <w:right w:type="dxa" w:w="60"/>
+            </w:tcMar>
+          </w:tcPr>
+          <w:p>
+            <w:pPr>
+              <w:jc w:val="center"/>
+            </w:pPr>
+            <w:r>
+              <w:rPr>
+                <w:rFonts w:ascii="BIZ UDGothic" w:cs="BIZ UDGothic" w:eastAsia="BIZ UDGothic" w:hAnsi="BIZ UDGothic"/>
+                <w:sz w:val="17"/>
+                <w:szCs w:val="17"/>
+              </w:rPr>
+              <w:t xml:space="preserve">21</w:t>
+            </w:r>
+          </w:p>
+        </w:tc>
+        <w:tc>
+          <w:tcPr>
+            <w:tcW w:type="dxa" w:w="990"/>
+            <w:tcBorders>
+              <w:top w:val="single" w:color="BBBBBB" w:sz="1"/>
+              <w:left w:val="single" w:color="BBBBBB" w:sz="1"/>
+              <w:bottom w:val="single" w:color="BBBBBB" w:sz="1"/>
+              <w:right w:val="single" w:color="BBBBBB" w:sz="1"/>
+            </w:tcBorders>
+            <w:shd w:fill="FFFFFF" w:val="clear"/>
+            <w:tcMar>
+              <w:top w:type="dxa" w:w="60"/>
+              <w:left w:type="dxa" w:w="60"/>
+              <w:bottom w:type="dxa" w:w="60"/>
+              <w:right w:type="dxa" w:w="60"/>
+            </w:tcMar>
+          </w:tcPr>
+          <w:p>
+            <w:pPr>
+              <w:jc w:val="center"/>
+            </w:pPr>
+            <w:r>
+              <w:rPr>
+                <w:rFonts w:ascii="BIZ UDGothic" w:cs="BIZ UDGothic" w:eastAsia="BIZ UDGothic" w:hAnsi="BIZ UDGothic"/>
+                <w:sz w:val="17"/>
+                <w:szCs w:val="17"/>
+              </w:rPr>
+              <w:t xml:space="preserve">24</w:t>
+            </w:r>
+          </w:p>
+        </w:tc>
+        <w:tc>
+          <w:tcPr>
+            <w:tcW w:type="dxa" w:w="996"/>
+            <w:tcBorders>
+              <w:top w:val="single" w:color="BBBBBB" w:sz="1"/>
+              <w:left w:val="single" w:color="BBBBBB" w:sz="1"/>
+              <w:bottom w:val="single" w:color="BBBBBB" w:sz="1"/>
+              <w:right w:val="single" w:color="BBBBBB" w:sz="1"/>
+            </w:tcBorders>
+            <w:shd w:fill="FFFFFF" w:val="clear"/>
+            <w:tcMar>
+              <w:top w:type="dxa" w:w="60"/>
+              <w:left w:type="dxa" w:w="60"/>
+              <w:bottom w:type="dxa" w:w="60"/>
+              <w:right w:type="dxa" w:w="60"/>
+            </w:tcMar>
+          </w:tcPr>
+          <w:p>
+            <w:pPr>
+              <w:jc w:val="center"/>
+            </w:pPr>
+            <w:r>
+              <w:rPr>
+                <w:rFonts w:ascii="BIZ UDGothic" w:cs="BIZ UDGothic" w:eastAsia="BIZ UDGothic" w:hAnsi="BIZ UDGothic"/>
+                <w:sz w:val="17"/>
+                <w:szCs w:val="17"/>
+              </w:rPr>
+              <w:t xml:space="preserve">27</w:t>
+            </w:r>
+          </w:p>
+        </w:tc>
+      </w:tr>
+    </w:tbl>
+    <w:p>
+      <w:pPr>
+        <w:spacing w:after="40" w:before="40"/>
+      </w:pPr>
+      <w:r>
+        <w:t xml:space="preserve"/>
+      </w:r>
+    </w:p>
+    <w:p>
+      <w:pPr>
+        <w:spacing w:after="120" w:before="120"/>
+        <w:ind w:left="200"/>
+      </w:pPr>
+      <w:r>
+        <w:rPr>
+          <w:rFonts w:ascii="BIZ UDGothic" w:cs="BIZ UDGothic" w:eastAsia="BIZ UDGothic" w:hAnsi="BIZ UDGothic"/>
+          <w:b/>
+          <w:bCs/>
+          <w:color w:val="000000"/>
+          <w:sz w:val="20"/>
+          <w:szCs w:val="20"/>
+        </w:rPr>
+        <w:t xml:space="preserve">【課題】薄黄の行の [ ] を埋めて完成させましょう。（ヒント：列番号と倍率は同じ数字になります）</w:t>
+      </w:r>
+    </w:p>
+    <w:p>
+      <w:pPr>
+        <w:spacing w:after="40" w:before="40"/>
+      </w:pPr>
+      <w:r>
+        <w:t xml:space="preserve"/>
+      </w:r>
+    </w:p>
+    <w:tbl>
+      <w:tblPr>
+        <w:tblW w:type="dxa" w:w="9906"/>
+        <w:tblBorders>
+          <w:top w:val="single" w:color="auto" w:sz="4"/>
+          <w:left w:val="single" w:color="auto" w:sz="4"/>
+          <w:bottom w:val="single" w:color="auto" w:sz="4"/>
+          <w:right w:val="single" w:color="auto" w:sz="4"/>
+          <w:insideH w:val="single" w:color="auto" w:sz="4"/>
+          <w:insideV w:val="single" w:color="auto" w:sz="4"/>
+        </w:tblBorders>
+      </w:tblPr>
+      <w:tblGrid>
+        <w:gridCol w:w="600"/>
+        <w:gridCol w:w="9306"/>
+      </w:tblGrid>
+      <w:tr>
+        <w:tc>
+          <w:tcPr>
+            <w:tcW w:type="dxa" w:w="600"/>
+            <w:tcBorders>
+              <w:top w:val="single" w:color="BBBBBB" w:sz="1"/>
+              <w:left w:val="single" w:color="BBBBBB" w:sz="1"/>
+              <w:bottom w:val="single" w:color="BBBBBB" w:sz="1"/>
+              <w:right w:val="single" w:color="BBBBBB" w:sz="1"/>
+            </w:tcBorders>
+            <w:shd w:fill="4a6fa5" w:val="clear"/>
+            <w:tcMar>
+              <w:top w:type="dxa" w:w="80"/>
+              <w:left w:type="dxa" w:w="120"/>
+              <w:bottom w:type="dxa" w:w="80"/>
+              <w:right w:type="dxa" w:w="120"/>
+            </w:tcMar>
+          </w:tcPr>
+          <w:p>
+            <w:pPr>
+              <w:jc w:val="left"/>
+            </w:pPr>
+            <w:r>
+              <w:rPr>
+                <w:rFonts w:ascii="BIZ UDGothic" w:cs="BIZ UDGothic" w:eastAsia="BIZ UDGothic" w:hAnsi="BIZ UDGothic"/>
+                <w:b/>
+                <w:bCs/>
+                <w:color w:val="FFFFFF"/>
+                <w:sz w:val="20"/>
+                <w:szCs w:val="20"/>
+              </w:rPr>
+              <w:t xml:space="preserve">行</w:t>
+            </w:r>
+          </w:p>
+        </w:tc>
+        <w:tc>
+          <w:tcPr>
+            <w:tcW w:type="dxa" w:w="9306"/>
+            <w:tcBorders>
+              <w:top w:val="single" w:color="BBBBBB" w:sz="1"/>
+              <w:left w:val="single" w:color="BBBBBB" w:sz="1"/>
+              <w:bottom w:val="single" w:color="BBBBBB" w:sz="1"/>
+              <w:right w:val="single" w:color="BBBBBB" w:sz="1"/>
+            </w:tcBorders>
+            <w:shd w:fill="4a6fa5" w:val="clear"/>
+            <w:tcMar>
+              <w:top w:type="dxa" w:w="80"/>
+              <w:left w:type="dxa" w:w="120"/>
+              <w:bottom w:type="dxa" w:w="80"/>
+              <w:right w:type="dxa" w:w="120"/>
+            </w:tcMar>
+          </w:tcPr>
+          <w:p>
+            <w:pPr>
+              <w:jc w:val="left"/>
+            </w:pPr>
+            <w:r>
+              <w:rPr>
+                <w:rFonts w:ascii="BIZ UDGothic" w:cs="BIZ UDGothic" w:eastAsia="BIZ UDGothic" w:hAnsi="BIZ UDGothic"/>
+                <w:b/>
+                <w:bCs/>
+                <w:color w:val="FFFFFF"/>
+                <w:sz w:val="20"/>
+                <w:szCs w:val="20"/>
+              </w:rPr>
+              <w:t xml:space="preserve">コード（[ ] に列番号と倍率を書こう）</w:t>
+            </w:r>
+          </w:p>
+        </w:tc>
+      </w:tr>
+      <w:tr>
+        <w:trPr>
+          <w:trHeight w:val="420" w:hRule="exact"/>
+        </w:trPr>
+        <w:tc>
+          <w:tcPr>
+            <w:tcW w:type="dxa" w:w="600"/>
+            <w:tcBorders>
+              <w:top w:val="single" w:color="BBBBBB" w:sz="1"/>
+              <w:left w:val="single" w:color="BBBBBB" w:sz="1"/>
+              <w:bottom w:val="single" w:color="BBBBBB" w:sz="1"/>
+              <w:right w:val="single" w:color="BBBBBB" w:sz="1"/>
+            </w:tcBorders>
+            <w:shd w:fill="FFFFFF" w:val="clear"/>
+            <w:tcMar>
+              <w:top w:type="dxa" w:w="60"/>
+              <w:left w:type="dxa" w:w="100"/>
+              <w:bottom w:type="dxa" w:w="60"/>
+              <w:right w:type="dxa" w:w="100"/>
+            </w:tcMar>
+          </w:tcPr>
+          <w:p>
+            <w:pPr>
+              <w:jc w:val="center"/>
+            </w:pPr>
+            <w:r>
+              <w:rPr>
+                <w:rFonts w:ascii="Courier New" w:cs="Courier New" w:eastAsia="Courier New" w:hAnsi="Courier New"/>
+                <w:sz w:val="18"/>
+                <w:szCs w:val="18"/>
+              </w:rPr>
+              <w:t xml:space="preserve">1</w:t>
+            </w:r>
+          </w:p>
+        </w:tc>
+        <w:tc>
+          <w:tcPr>
+            <w:tcW w:type="dxa" w:w="9306"/>
+            <w:tcBorders>
+              <w:top w:val="single" w:color="BBBBBB" w:sz="1"/>
+              <w:left w:val="single" w:color="BBBBBB" w:sz="1"/>
+              <w:bottom w:val="single" w:color="BBBBBB" w:sz="1"/>
+              <w:right w:val="single" w:color="BBBBBB" w:sz="1"/>
+            </w:tcBorders>
+            <w:shd w:fill="FFFFFF" w:val="clear"/>
+            <w:tcMar>
+              <w:top w:type="dxa" w:w="60"/>
+              <w:left w:type="dxa" w:w="120"/>
+              <w:bottom w:type="dxa" w:w="60"/>
+              <w:right w:type="dxa" w:w="120"/>
+            </w:tcMar>
+          </w:tcPr>
+          <w:p>
+            <w:r>
+              <w:rPr>
+                <w:rFonts w:ascii="Courier New" w:cs="Courier New" w:eastAsia="Courier New" w:hAnsi="Courier New"/>
+                <w:sz w:val="17"/>
+                <w:szCs w:val="17"/>
+              </w:rPr>
+              <w:t xml:space="preserve">Sub TimesTable()</w:t>
+            </w:r>
+          </w:p>
+        </w:tc>
+      </w:tr>
+      <w:tr>
+        <w:trPr>
+          <w:trHeight w:val="420" w:hRule="exact"/>
+        </w:trPr>
+        <w:tc>
+          <w:tcPr>
+            <w:tcW w:type="dxa" w:w="600"/>
+            <w:tcBorders>
+              <w:top w:val="single" w:color="BBBBBB" w:sz="1"/>
+              <w:left w:val="single" w:color="BBBBBB" w:sz="1"/>
+              <w:bottom w:val="single" w:color="BBBBBB" w:sz="1"/>
+              <w:right w:val="single" w:color="BBBBBB" w:sz="1"/>
+            </w:tcBorders>
+            <w:shd w:fill="FFFFFF" w:val="clear"/>
+            <w:tcMar>
+              <w:top w:type="dxa" w:w="60"/>
+              <w:left w:type="dxa" w:w="100"/>
+              <w:bottom w:type="dxa" w:w="60"/>
+              <w:right w:type="dxa" w:w="100"/>
+            </w:tcMar>
+          </w:tcPr>
+          <w:p>
+            <w:pPr>
+              <w:jc w:val="center"/>
+            </w:pPr>
+            <w:r>
+              <w:rPr>
+                <w:rFonts w:ascii="Courier New" w:cs="Courier New" w:eastAsia="Courier New" w:hAnsi="Courier New"/>
+                <w:sz w:val="18"/>
+                <w:szCs w:val="18"/>
+              </w:rPr>
+              <w:t xml:space="preserve">2</w:t>
+            </w:r>
+          </w:p>
+        </w:tc>
+        <w:tc>
+          <w:tcPr>
+            <w:tcW w:type="dxa" w:w="9306"/>
+            <w:tcBorders>
+              <w:top w:val="single" w:color="BBBBBB" w:sz="1"/>
+              <w:left w:val="single" w:color="BBBBBB" w:sz="1"/>
+              <w:bottom w:val="single" w:color="BBBBBB" w:sz="1"/>
+              <w:right w:val="single" w:color="BBBBBB" w:sz="1"/>
+            </w:tcBorders>
+            <w:shd w:fill="FFFFFF" w:val="clear"/>
+            <w:tcMar>
+              <w:top w:type="dxa" w:w="60"/>
+              <w:left w:type="dxa" w:w="120"/>
+              <w:bottom w:type="dxa" w:w="60"/>
+              <w:right w:type="dxa" w:w="120"/>
+            </w:tcMar>
+          </w:tcPr>
+          <w:p>
+            <w:r>
+              <w:rPr>
+                <w:rFonts w:ascii="Courier New" w:cs="Courier New" w:eastAsia="Courier New" w:hAnsi="Courier New"/>
+                <w:sz w:val="17"/>
+                <w:szCs w:val="17"/>
+              </w:rPr>
+              <w:t xml:space="preserve">    Dim n As Integer</w:t>
+            </w:r>
+          </w:p>
+        </w:tc>
+      </w:tr>
+      <w:tr>
+        <w:trPr>
+          <w:trHeight w:val="420" w:hRule="exact"/>
+        </w:trPr>
+        <w:tc>
+          <w:tcPr>
+            <w:tcW w:type="dxa" w:w="600"/>
+            <w:tcBorders>
+              <w:top w:val="single" w:color="BBBBBB" w:sz="1"/>
+              <w:left w:val="single" w:color="BBBBBB" w:sz="1"/>
+              <w:bottom w:val="single" w:color="BBBBBB" w:sz="1"/>
+              <w:right w:val="single" w:color="BBBBBB" w:sz="1"/>
+            </w:tcBorders>
+            <w:shd w:fill="FFFFFF" w:val="clear"/>
+            <w:tcMar>
+              <w:top w:type="dxa" w:w="60"/>
+              <w:left w:type="dxa" w:w="100"/>
+              <w:bottom w:type="dxa" w:w="60"/>
+              <w:right w:type="dxa" w:w="100"/>
+            </w:tcMar>
+          </w:tcPr>
+          <w:p>
+            <w:pPr>
+              <w:jc w:val="center"/>
+            </w:pPr>
+            <w:r>
+              <w:rPr>
+                <w:rFonts w:ascii="Courier New" w:cs="Courier New" w:eastAsia="Courier New" w:hAnsi="Courier New"/>
+                <w:sz w:val="18"/>
+                <w:szCs w:val="18"/>
+              </w:rPr>
+              <w:t xml:space="preserve">3</w:t>
+            </w:r>
+          </w:p>
+        </w:tc>
+        <w:tc>
+          <w:tcPr>
+            <w:tcW w:type="dxa" w:w="9306"/>
+            <w:tcBorders>
+              <w:top w:val="single" w:color="BBBBBB" w:sz="1"/>
+              <w:left w:val="single" w:color="BBBBBB" w:sz="1"/>
+              <w:bottom w:val="single" w:color="BBBBBB" w:sz="1"/>
+              <w:right w:val="single" w:color="BBBBBB" w:sz="1"/>
+            </w:tcBorders>
+            <w:shd w:fill="FFFFFF" w:val="clear"/>
+            <w:tcMar>
+              <w:top w:type="dxa" w:w="60"/>
+              <w:left w:type="dxa" w:w="120"/>
+              <w:bottom w:type="dxa" w:w="60"/>
+              <w:right w:type="dxa" w:w="120"/>
+            </w:tcMar>
+          </w:tcPr>
+          <w:p>
+            <w:r>
+              <w:rPr>
+                <w:rFonts w:ascii="Courier New" w:cs="Courier New" w:eastAsia="Courier New" w:hAnsi="Courier New"/>
+                <w:sz w:val="17"/>
+                <w:szCs w:val="17"/>
+              </w:rPr>
+              <w:t xml:space="preserve">    Dim a As Integer</w:t>
+            </w:r>
+          </w:p>
+        </w:tc>
+      </w:tr>
+      <w:tr>
+        <w:trPr>
+          <w:trHeight w:val="420" w:hRule="exact"/>
+        </w:trPr>
+        <w:tc>
+          <w:tcPr>
+            <w:tcW w:type="dxa" w:w="600"/>
+            <w:tcBorders>
+              <w:top w:val="single" w:color="BBBBBB" w:sz="1"/>
+              <w:left w:val="single" w:color="BBBBBB" w:sz="1"/>
+              <w:bottom w:val="single" w:color="BBBBBB" w:sz="1"/>
+              <w:right w:val="single" w:color="BBBBBB" w:sz="1"/>
+            </w:tcBorders>
+            <w:shd w:fill="FFFFFF" w:val="clear"/>
+            <w:tcMar>
+              <w:top w:type="dxa" w:w="60"/>
+              <w:left w:type="dxa" w:w="100"/>
+              <w:bottom w:type="dxa" w:w="60"/>
+              <w:right w:type="dxa" w:w="100"/>
+            </w:tcMar>
+          </w:tcPr>
+          <w:p>
+            <w:pPr>
+              <w:jc w:val="center"/>
+            </w:pPr>
+            <w:r>
+              <w:rPr>
+                <w:rFonts w:ascii="Courier New" w:cs="Courier New" w:eastAsia="Courier New" w:hAnsi="Courier New"/>
+                <w:sz w:val="18"/>
+                <w:szCs w:val="18"/>
+              </w:rPr>
+              <w:t xml:space="preserve">4</w:t>
+            </w:r>
+          </w:p>
+        </w:tc>
+        <w:tc>
+          <w:tcPr>
+            <w:tcW w:type="dxa" w:w="9306"/>
+            <w:tcBorders>
+              <w:top w:val="single" w:color="BBBBBB" w:sz="1"/>
+              <w:left w:val="single" w:color="BBBBBB" w:sz="1"/>
+              <w:bottom w:val="single" w:color="BBBBBB" w:sz="1"/>
+              <w:right w:val="single" w:color="BBBBBB" w:sz="1"/>
+            </w:tcBorders>
+            <w:shd w:fill="FFFFFF" w:val="clear"/>
+            <w:tcMar>
+              <w:top w:type="dxa" w:w="60"/>
+              <w:left w:type="dxa" w:w="120"/>
+              <w:bottom w:type="dxa" w:w="60"/>
+              <w:right w:type="dxa" w:w="120"/>
+            </w:tcMar>
+          </w:tcPr>
+          <w:p>
+            <w:r>
+              <w:rPr>
+                <w:rFonts w:ascii="Courier New" w:cs="Courier New" w:eastAsia="Courier New" w:hAnsi="Courier New"/>
+                <w:sz w:val="17"/>
+                <w:szCs w:val="17"/>
+              </w:rPr>
+              <w:t xml:space="preserve">    n = InputBox("いくつまで表示しますか？")</w:t>
+            </w:r>
+          </w:p>
+        </w:tc>
+      </w:tr>
+      <w:tr>
+        <w:trPr>
+          <w:trHeight w:val="420" w:hRule="exact"/>
+        </w:trPr>
+        <w:tc>
+          <w:tcPr>
+            <w:tcW w:type="dxa" w:w="600"/>
+            <w:tcBorders>
+              <w:top w:val="single" w:color="BBBBBB" w:sz="1"/>
+              <w:left w:val="single" w:color="BBBBBB" w:sz="1"/>
+              <w:bottom w:val="single" w:color="BBBBBB" w:sz="1"/>
+              <w:right w:val="single" w:color="BBBBBB" w:sz="1"/>
+            </w:tcBorders>
+            <w:shd w:fill="FFFFFF" w:val="clear"/>
+            <w:tcMar>
+              <w:top w:type="dxa" w:w="60"/>
+              <w:left w:type="dxa" w:w="100"/>
+              <w:bottom w:type="dxa" w:w="60"/>
+              <w:right w:type="dxa" w:w="100"/>
+            </w:tcMar>
+          </w:tcPr>
+          <w:p>
+            <w:pPr>
+              <w:jc w:val="center"/>
+            </w:pPr>
+            <w:r>
+              <w:rPr>
+                <w:rFonts w:ascii="Courier New" w:cs="Courier New" w:eastAsia="Courier New" w:hAnsi="Courier New"/>
+                <w:sz w:val="18"/>
+                <w:szCs w:val="18"/>
+              </w:rPr>
+              <w:t xml:space="preserve">5</w:t>
+            </w:r>
+          </w:p>
+        </w:tc>
+        <w:tc>
+          <w:tcPr>
+            <w:tcW w:type="dxa" w:w="9306"/>
+            <w:tcBorders>
+              <w:top w:val="single" w:color="BBBBBB" w:sz="1"/>
+              <w:left w:val="single" w:color="BBBBBB" w:sz="1"/>
+              <w:bottom w:val="single" w:color="BBBBBB" w:sz="1"/>
+              <w:right w:val="single" w:color="BBBBBB" w:sz="1"/>
+            </w:tcBorders>
+            <w:shd w:fill="FFFFFF" w:val="clear"/>
+            <w:tcMar>
+              <w:top w:type="dxa" w:w="60"/>
+              <w:left w:type="dxa" w:w="120"/>
+              <w:bottom w:type="dxa" w:w="60"/>
+              <w:right w:type="dxa" w:w="120"/>
+            </w:tcMar>
+          </w:tcPr>
+          <w:p>
+            <w:r>
+              <w:rPr>
+                <w:rFonts w:ascii="Courier New" w:cs="Courier New" w:eastAsia="Courier New" w:hAnsi="Courier New"/>
+                <w:sz w:val="17"/>
+                <w:szCs w:val="17"/>
+              </w:rPr>
+              <w:t xml:space="preserve">    For a = 1 To n</w:t>
+            </w:r>
+          </w:p>
+        </w:tc>
+      </w:tr>
+      <w:tr>
+        <w:trPr>
+          <w:trHeight w:val="420" w:hRule="exact"/>
+        </w:trPr>
+        <w:tc>
+          <w:tcPr>
+            <w:tcW w:type="dxa" w:w="600"/>
+            <w:tcBorders>
+              <w:top w:val="single" w:color="BBBBBB" w:sz="1"/>
+              <w:left w:val="single" w:color="BBBBBB" w:sz="1"/>
+              <w:bottom w:val="single" w:color="BBBBBB" w:sz="1"/>
+              <w:right w:val="single" w:color="BBBBBB" w:sz="1"/>
+            </w:tcBorders>
+            <w:shd w:fill="FFFFFF" w:val="clear"/>
+            <w:tcMar>
+              <w:top w:type="dxa" w:w="60"/>
+              <w:left w:type="dxa" w:w="100"/>
+              <w:bottom w:type="dxa" w:w="60"/>
+              <w:right w:type="dxa" w:w="100"/>
+            </w:tcMar>
+          </w:tcPr>
+          <w:p>
+            <w:pPr>
+              <w:jc w:val="center"/>
+            </w:pPr>
+            <w:r>
+              <w:rPr>
+                <w:rFonts w:ascii="Courier New" w:cs="Courier New" w:eastAsia="Courier New" w:hAnsi="Courier New"/>
+                <w:sz w:val="18"/>
+                <w:szCs w:val="18"/>
+              </w:rPr>
+              <w:t xml:space="preserve">6</w:t>
+            </w:r>
+          </w:p>
+        </w:tc>
+        <w:tc>
+          <w:tcPr>
+            <w:tcW w:type="dxa" w:w="9306"/>
+            <w:tcBorders>
+              <w:top w:val="single" w:color="BBBBBB" w:sz="1"/>
+              <w:left w:val="single" w:color="BBBBBB" w:sz="1"/>
+              <w:bottom w:val="single" w:color="BBBBBB" w:sz="1"/>
+              <w:right w:val="single" w:color="BBBBBB" w:sz="1"/>
+            </w:tcBorders>
+            <w:shd w:fill="FFFFFF" w:val="clear"/>
+            <w:tcMar>
+              <w:top w:type="dxa" w:w="60"/>
+              <w:left w:type="dxa" w:w="120"/>
+              <w:bottom w:type="dxa" w:w="60"/>
+              <w:right w:type="dxa" w:w="120"/>
+            </w:tcMar>
+          </w:tcPr>
+          <w:p>
+            <w:r>
+              <w:rPr>
+                <w:rFonts w:ascii="Courier New" w:cs="Courier New" w:eastAsia="Courier New" w:hAnsi="Courier New"/>
+                <w:sz w:val="17"/>
+                <w:szCs w:val="17"/>
+              </w:rPr>
+              <w:t xml:space="preserve">        Cells(a, 1).Value = a          ' A列：連番（1倍）</w:t>
+            </w:r>
+          </w:p>
+        </w:tc>
+      </w:tr>
+      <w:tr>
+        <w:trPr>
+          <w:trHeight w:val="420" w:hRule="exact"/>
+        </w:trPr>
+        <w:tc>
+          <w:tcPr>
+            <w:tcW w:type="dxa" w:w="600"/>
+            <w:tcBorders>
+              <w:top w:val="single" w:color="BBBBBB" w:sz="1"/>
+              <w:left w:val="single" w:color="BBBBBB" w:sz="1"/>
+              <w:bottom w:val="single" w:color="BBBBBB" w:sz="1"/>
+              <w:right w:val="single" w:color="BBBBBB" w:sz="1"/>
+            </w:tcBorders>
+            <w:shd w:fill="FFFFFF" w:val="clear"/>
+            <w:tcMar>
+              <w:top w:type="dxa" w:w="60"/>
+              <w:left w:type="dxa" w:w="100"/>
+              <w:bottom w:type="dxa" w:w="60"/>
+              <w:right w:type="dxa" w:w="100"/>
+            </w:tcMar>
+          </w:tcPr>
+          <w:p>
+            <w:pPr>
+              <w:jc w:val="center"/>
+            </w:pPr>
+            <w:r>
+              <w:rPr>
+                <w:rFonts w:ascii="Courier New" w:cs="Courier New" w:eastAsia="Courier New" w:hAnsi="Courier New"/>
+                <w:sz w:val="18"/>
+                <w:szCs w:val="18"/>
+              </w:rPr>
+              <w:t xml:space="preserve">7</w:t>
+            </w:r>
+          </w:p>
+        </w:tc>
+        <w:tc>
+          <w:tcPr>
+            <w:tcW w:type="dxa" w:w="9306"/>
+            <w:tcBorders>
+              <w:top w:val="single" w:color="BBBBBB" w:sz="1"/>
+              <w:left w:val="single" w:color="BBBBBB" w:sz="1"/>
+              <w:bottom w:val="single" w:color="BBBBBB" w:sz="1"/>
+              <w:right w:val="single" w:color="BBBBBB" w:sz="1"/>
+            </w:tcBorders>
+            <w:shd w:fill="FFFFFF" w:val="clear"/>
+            <w:tcMar>
+              <w:top w:type="dxa" w:w="60"/>
+              <w:left w:type="dxa" w:w="120"/>
+              <w:bottom w:type="dxa" w:w="60"/>
+              <w:right w:type="dxa" w:w="120"/>
+            </w:tcMar>
+          </w:tcPr>
+          <w:p>
+            <w:r>
+              <w:rPr>
+                <w:rFonts w:ascii="Courier New" w:cs="Courier New" w:eastAsia="Courier New" w:hAnsi="Courier New"/>
+                <w:sz w:val="17"/>
+                <w:szCs w:val="17"/>
+              </w:rPr>
+              <w:t xml:space="preserve">        Cells(a, 2).Value = a * 2      ' B列：2倍</w:t>
+            </w:r>
+          </w:p>
+        </w:tc>
+      </w:tr>
+      <w:tr>
+        <w:trPr>
+          <w:trHeight w:val="420" w:hRule="exact"/>
+        </w:trPr>
+        <w:tc>
+          <w:tcPr>
+            <w:tcW w:type="dxa" w:w="600"/>
+            <w:tcBorders>
+              <w:top w:val="single" w:color="BBBBBB" w:sz="1"/>
+              <w:left w:val="single" w:color="BBBBBB" w:sz="1"/>
+              <w:bottom w:val="single" w:color="BBBBBB" w:sz="1"/>
+              <w:right w:val="single" w:color="BBBBBB" w:sz="1"/>
+            </w:tcBorders>
+            <w:shd w:fill="FFFFEE" w:val="clear"/>
+            <w:tcMar>
+              <w:top w:type="dxa" w:w="60"/>
+              <w:left w:type="dxa" w:w="100"/>
+              <w:bottom w:type="dxa" w:w="60"/>
+              <w:right w:type="dxa" w:w="100"/>
+            </w:tcMar>
+          </w:tcPr>
+          <w:p>
+            <w:pPr>
+              <w:jc w:val="center"/>
+            </w:pPr>
+            <w:r>
+              <w:rPr>
+                <w:rFonts w:ascii="Courier New" w:cs="Courier New" w:eastAsia="Courier New" w:hAnsi="Courier New"/>
+                <w:sz w:val="18"/>
+                <w:szCs w:val="18"/>
+              </w:rPr>
+              <w:t xml:space="preserve">8</w:t>
+            </w:r>
+          </w:p>
+        </w:tc>
+        <w:tc>
+          <w:tcPr>
+            <w:tcW w:type="dxa" w:w="9306"/>
+            <w:tcBorders>
+              <w:top w:val="single" w:color="BBBBBB" w:sz="1"/>
+              <w:left w:val="single" w:color="BBBBBB" w:sz="1"/>
+              <w:bottom w:val="single" w:color="BBBBBB" w:sz="1"/>
+              <w:right w:val="single" w:color="BBBBBB" w:sz="1"/>
+            </w:tcBorders>
+            <w:shd w:fill="FFFFEE" w:val="clear"/>
+            <w:tcMar>
+              <w:top w:type="dxa" w:w="60"/>
+              <w:left w:type="dxa" w:w="120"/>
+              <w:bottom w:type="dxa" w:w="60"/>
+              <w:right w:type="dxa" w:w="120"/>
+            </w:tcMar>
+          </w:tcPr>
+          <w:p>
+            <w:r>
+              <w:rPr>
+                <w:rFonts w:ascii="Courier New" w:cs="Courier New" w:eastAsia="Courier New" w:hAnsi="Courier New"/>
+                <w:sz w:val="17"/>
+                <w:szCs w:val="17"/>
+              </w:rPr>
+              <w:t xml:space="preserve">        Cells(a, [  ]).Value = a * [  ]  ' C列：3倍</w:t>
+            </w:r>
+          </w:p>
+        </w:tc>
+      </w:tr>
+      <w:tr>
+        <w:trPr>
+          <w:trHeight w:val="420" w:hRule="exact"/>
+        </w:trPr>
+        <w:tc>
+          <w:tcPr>
+            <w:tcW w:type="dxa" w:w="600"/>
+            <w:tcBorders>
+              <w:top w:val="single" w:color="BBBBBB" w:sz="1"/>
+              <w:left w:val="single" w:color="BBBBBB" w:sz="1"/>
+              <w:bottom w:val="single" w:color="BBBBBB" w:sz="1"/>
+              <w:right w:val="single" w:color="BBBBBB" w:sz="1"/>
+            </w:tcBorders>
+            <w:shd w:fill="FFFFEE" w:val="clear"/>
+            <w:tcMar>
+              <w:top w:type="dxa" w:w="60"/>
+              <w:left w:type="dxa" w:w="100"/>
+              <w:bottom w:type="dxa" w:w="60"/>
+              <w:right w:type="dxa" w:w="100"/>
+            </w:tcMar>
+          </w:tcPr>
+          <w:p>
+            <w:pPr>
+              <w:jc w:val="center"/>
+            </w:pPr>
+            <w:r>
+              <w:rPr>
+                <w:rFonts w:ascii="Courier New" w:cs="Courier New" w:eastAsia="Courier New" w:hAnsi="Courier New"/>
+                <w:sz w:val="18"/>
+                <w:szCs w:val="18"/>
+              </w:rPr>
+              <w:t xml:space="preserve">9</w:t>
+            </w:r>
+          </w:p>
+        </w:tc>
+        <w:tc>
+          <w:tcPr>
+            <w:tcW w:type="dxa" w:w="9306"/>
+            <w:tcBorders>
+              <w:top w:val="single" w:color="BBBBBB" w:sz="1"/>
+              <w:left w:val="single" w:color="BBBBBB" w:sz="1"/>
+              <w:bottom w:val="single" w:color="BBBBBB" w:sz="1"/>
+              <w:right w:val="single" w:color="BBBBBB" w:sz="1"/>
+            </w:tcBorders>
+            <w:shd w:fill="FFFFEE" w:val="clear"/>
+            <w:tcMar>
+              <w:top w:type="dxa" w:w="60"/>
+              <w:left w:type="dxa" w:w="120"/>
+              <w:bottom w:type="dxa" w:w="60"/>
+              <w:right w:type="dxa" w:w="120"/>
+            </w:tcMar>
+          </w:tcPr>
+          <w:p>
+            <w:r>
+              <w:rPr>
+                <w:rFonts w:ascii="Courier New" w:cs="Courier New" w:eastAsia="Courier New" w:hAnsi="Courier New"/>
+                <w:sz w:val="17"/>
+                <w:szCs w:val="17"/>
+              </w:rPr>
+              <w:t xml:space="preserve">        Cells(a, [  ]).Value = a * [  ]  ' D列：4倍</w:t>
+            </w:r>
+          </w:p>
+        </w:tc>
+      </w:tr>
+      <w:tr>
+        <w:trPr>
+          <w:trHeight w:val="420" w:hRule="exact"/>
+        </w:trPr>
+        <w:tc>
+          <w:tcPr>
+            <w:tcW w:type="dxa" w:w="600"/>
+            <w:tcBorders>
+              <w:top w:val="single" w:color="BBBBBB" w:sz="1"/>
+              <w:left w:val="single" w:color="BBBBBB" w:sz="1"/>
+              <w:bottom w:val="single" w:color="BBBBBB" w:sz="1"/>
+              <w:right w:val="single" w:color="BBBBBB" w:sz="1"/>
+            </w:tcBorders>
+            <w:shd w:fill="FFFFEE" w:val="clear"/>
+            <w:tcMar>
+              <w:top w:type="dxa" w:w="60"/>
+              <w:left w:type="dxa" w:w="100"/>
+              <w:bottom w:type="dxa" w:w="60"/>
+              <w:right w:type="dxa" w:w="100"/>
+            </w:tcMar>
+          </w:tcPr>
+          <w:p>
+            <w:pPr>
+              <w:jc w:val="center"/>
+            </w:pPr>
+            <w:r>
+              <w:rPr>
+                <w:rFonts w:ascii="Courier New" w:cs="Courier New" w:eastAsia="Courier New" w:hAnsi="Courier New"/>
+                <w:sz w:val="18"/>
+                <w:szCs w:val="18"/>
+              </w:rPr>
+              <w:t xml:space="preserve">10</w:t>
+            </w:r>
+          </w:p>
+        </w:tc>
+        <w:tc>
+          <w:tcPr>
+            <w:tcW w:type="dxa" w:w="9306"/>
+            <w:tcBorders>
+              <w:top w:val="single" w:color="BBBBBB" w:sz="1"/>
+              <w:left w:val="single" w:color="BBBBBB" w:sz="1"/>
+              <w:bottom w:val="single" w:color="BBBBBB" w:sz="1"/>
+              <w:right w:val="single" w:color="BBBBBB" w:sz="1"/>
+            </w:tcBorders>
+            <w:shd w:fill="FFFFEE" w:val="clear"/>
+            <w:tcMar>
+              <w:top w:type="dxa" w:w="60"/>
+              <w:left w:type="dxa" w:w="120"/>
+              <w:bottom w:type="dxa" w:w="60"/>
+              <w:right w:type="dxa" w:w="120"/>
+            </w:tcMar>
+          </w:tcPr>
+          <w:p>
+            <w:r>
+              <w:rPr>
+                <w:rFonts w:ascii="Courier New" w:cs="Courier New" w:eastAsia="Courier New" w:hAnsi="Courier New"/>
+                <w:sz w:val="17"/>
+                <w:szCs w:val="17"/>
+              </w:rPr>
+              <w:t xml:space="preserve">        Cells(a, [  ]).Value = a * [  ]  ' E列：5倍</w:t>
+            </w:r>
+          </w:p>
+        </w:tc>
+      </w:tr>
+      <w:tr>
+        <w:trPr>
+          <w:trHeight w:val="420" w:hRule="exact"/>
+        </w:trPr>
+        <w:tc>
+          <w:tcPr>
+            <w:tcW w:type="dxa" w:w="600"/>
+            <w:tcBorders>
+              <w:top w:val="single" w:color="BBBBBB" w:sz="1"/>
+              <w:left w:val="single" w:color="BBBBBB" w:sz="1"/>
+              <w:bottom w:val="single" w:color="BBBBBB" w:sz="1"/>
+              <w:right w:val="single" w:color="BBBBBB" w:sz="1"/>
+            </w:tcBorders>
+            <w:shd w:fill="FFFFEE" w:val="clear"/>
+            <w:tcMar>
+              <w:top w:type="dxa" w:w="60"/>
+              <w:left w:type="dxa" w:w="100"/>
+              <w:bottom w:type="dxa" w:w="60"/>
+              <w:right w:type="dxa" w:w="100"/>
+            </w:tcMar>
+          </w:tcPr>
+          <w:p>
+            <w:pPr>
+              <w:jc w:val="center"/>
+            </w:pPr>
+            <w:r>
+              <w:rPr>
+                <w:rFonts w:ascii="Courier New" w:cs="Courier New" w:eastAsia="Courier New" w:hAnsi="Courier New"/>
+                <w:sz w:val="18"/>
+                <w:szCs w:val="18"/>
+              </w:rPr>
+              <w:t xml:space="preserve">11</w:t>
+            </w:r>
+          </w:p>
+        </w:tc>
+        <w:tc>
+          <w:tcPr>
+            <w:tcW w:type="dxa" w:w="9306"/>
+            <w:tcBorders>
+              <w:top w:val="single" w:color="BBBBBB" w:sz="1"/>
+              <w:left w:val="single" w:color="BBBBBB" w:sz="1"/>
+              <w:bottom w:val="single" w:color="BBBBBB" w:sz="1"/>
+              <w:right w:val="single" w:color="BBBBBB" w:sz="1"/>
+            </w:tcBorders>
+            <w:shd w:fill="FFFFEE" w:val="clear"/>
+            <w:tcMar>
+              <w:top w:type="dxa" w:w="60"/>
+              <w:left w:type="dxa" w:w="120"/>
+              <w:bottom w:type="dxa" w:w="60"/>
+              <w:right w:type="dxa" w:w="120"/>
+            </w:tcMar>
+          </w:tcPr>
+          <w:p>
+            <w:r>
+              <w:rPr>
+                <w:rFonts w:ascii="Courier New" w:cs="Courier New" w:eastAsia="Courier New" w:hAnsi="Courier New"/>
+                <w:sz w:val="17"/>
+                <w:szCs w:val="17"/>
+              </w:rPr>
+              <w:t xml:space="preserve">        Cells(a, [  ]).Value = a * [  ]  ' F列：6倍</w:t>
+            </w:r>
+          </w:p>
+        </w:tc>
+      </w:tr>
+      <w:tr>
+        <w:trPr>
+          <w:trHeight w:val="420" w:hRule="exact"/>
+        </w:trPr>
+        <w:tc>
+          <w:tcPr>
+            <w:tcW w:type="dxa" w:w="600"/>
+            <w:tcBorders>
+              <w:top w:val="single" w:color="BBBBBB" w:sz="1"/>
+              <w:left w:val="single" w:color="BBBBBB" w:sz="1"/>
+              <w:bottom w:val="single" w:color="BBBBBB" w:sz="1"/>
+              <w:right w:val="single" w:color="BBBBBB" w:sz="1"/>
+            </w:tcBorders>
+            <w:shd w:fill="FFFFEE" w:val="clear"/>
+            <w:tcMar>
+              <w:top w:type="dxa" w:w="60"/>
+              <w:left w:type="dxa" w:w="100"/>
+              <w:bottom w:type="dxa" w:w="60"/>
+              <w:right w:type="dxa" w:w="100"/>
+            </w:tcMar>
+          </w:tcPr>
+          <w:p>
+            <w:pPr>
+              <w:jc w:val="center"/>
+            </w:pPr>
+            <w:r>
+              <w:rPr>
+                <w:rFonts w:ascii="Courier New" w:cs="Courier New" w:eastAsia="Courier New" w:hAnsi="Courier New"/>
+                <w:sz w:val="18"/>
+                <w:szCs w:val="18"/>
+              </w:rPr>
+              <w:t xml:space="preserve">12</w:t>
+            </w:r>
+          </w:p>
+        </w:tc>
+        <w:tc>
+          <w:tcPr>
+            <w:tcW w:type="dxa" w:w="9306"/>
+            <w:tcBorders>
+              <w:top w:val="single" w:color="BBBBBB" w:sz="1"/>
+              <w:left w:val="single" w:color="BBBBBB" w:sz="1"/>
+              <w:bottom w:val="single" w:color="BBBBBB" w:sz="1"/>
+              <w:right w:val="single" w:color="BBBBBB" w:sz="1"/>
+            </w:tcBorders>
+            <w:shd w:fill="FFFFEE" w:val="clear"/>
+            <w:tcMar>
+              <w:top w:type="dxa" w:w="60"/>
+              <w:left w:type="dxa" w:w="120"/>
+              <w:bottom w:type="dxa" w:w="60"/>
+              <w:right w:type="dxa" w:w="120"/>
+            </w:tcMar>
+          </w:tcPr>
+          <w:p>
+            <w:r>
+              <w:rPr>
+                <w:rFonts w:ascii="Courier New" w:cs="Courier New" w:eastAsia="Courier New" w:hAnsi="Courier New"/>
+                <w:sz w:val="17"/>
+                <w:szCs w:val="17"/>
+              </w:rPr>
+              <w:t xml:space="preserve">        Cells(a, [  ]).Value = a * [  ]  ' G列：7倍</w:t>
+            </w:r>
+          </w:p>
+        </w:tc>
+      </w:tr>
+      <w:tr>
+        <w:trPr>
+          <w:trHeight w:val="420" w:hRule="exact"/>
+        </w:trPr>
+        <w:tc>
+          <w:tcPr>
+            <w:tcW w:type="dxa" w:w="600"/>
+            <w:tcBorders>
+              <w:top w:val="single" w:color="BBBBBB" w:sz="1"/>
+              <w:left w:val="single" w:color="BBBBBB" w:sz="1"/>
+              <w:bottom w:val="single" w:color="BBBBBB" w:sz="1"/>
+              <w:right w:val="single" w:color="BBBBBB" w:sz="1"/>
+            </w:tcBorders>
+            <w:shd w:fill="FFFFEE" w:val="clear"/>
+            <w:tcMar>
+              <w:top w:type="dxa" w:w="60"/>
+              <w:left w:type="dxa" w:w="100"/>
+              <w:bottom w:type="dxa" w:w="60"/>
+              <w:right w:type="dxa" w:w="100"/>
+            </w:tcMar>
+          </w:tcPr>
+          <w:p>
+            <w:pPr>
+              <w:jc w:val="center"/>
+            </w:pPr>
+            <w:r>
+              <w:rPr>
+                <w:rFonts w:ascii="Courier New" w:cs="Courier New" w:eastAsia="Courier New" w:hAnsi="Courier New"/>
+                <w:sz w:val="18"/>
+                <w:szCs w:val="18"/>
+              </w:rPr>
+              <w:t xml:space="preserve">13</w:t>
+            </w:r>
+          </w:p>
+        </w:tc>
+        <w:tc>
+          <w:tcPr>
+            <w:tcW w:type="dxa" w:w="9306"/>
+            <w:tcBorders>
+              <w:top w:val="single" w:color="BBBBBB" w:sz="1"/>
+              <w:left w:val="single" w:color="BBBBBB" w:sz="1"/>
+              <w:bottom w:val="single" w:color="BBBBBB" w:sz="1"/>
+              <w:right w:val="single" w:color="BBBBBB" w:sz="1"/>
+            </w:tcBorders>
+            <w:shd w:fill="FFFFEE" w:val="clear"/>
+            <w:tcMar>
+              <w:top w:type="dxa" w:w="60"/>
+              <w:left w:type="dxa" w:w="120"/>
+              <w:bottom w:type="dxa" w:w="60"/>
+              <w:right w:type="dxa" w:w="120"/>
+            </w:tcMar>
+          </w:tcPr>
+          <w:p>
+            <w:r>
+              <w:rPr>
+                <w:rFonts w:ascii="Courier New" w:cs="Courier New" w:eastAsia="Courier New" w:hAnsi="Courier New"/>
+                <w:sz w:val="17"/>
+                <w:szCs w:val="17"/>
+              </w:rPr>
+              <w:t xml:space="preserve">        Cells(a, [  ]).Value = a * [  ]  ' H列：8倍</w:t>
+            </w:r>
+          </w:p>
+        </w:tc>
+      </w:tr>
+      <w:tr>
+        <w:trPr>
+          <w:trHeight w:val="420" w:hRule="exact"/>
+        </w:trPr>
+        <w:tc>
+          <w:tcPr>
+            <w:tcW w:type="dxa" w:w="600"/>
+            <w:tcBorders>
+              <w:top w:val="single" w:color="BBBBBB" w:sz="1"/>
+              <w:left w:val="single" w:color="BBBBBB" w:sz="1"/>
+              <w:bottom w:val="single" w:color="BBBBBB" w:sz="1"/>
+              <w:right w:val="single" w:color="BBBBBB" w:sz="1"/>
+            </w:tcBorders>
+            <w:shd w:fill="FFFFEE" w:val="clear"/>
+            <w:tcMar>
+              <w:top w:type="dxa" w:w="60"/>
+              <w:left w:type="dxa" w:w="100"/>
+              <w:bottom w:type="dxa" w:w="60"/>
+              <w:right w:type="dxa" w:w="100"/>
+            </w:tcMar>
+          </w:tcPr>
+          <w:p>
+            <w:pPr>
+              <w:jc w:val="center"/>
+            </w:pPr>
+            <w:r>
+              <w:rPr>
+                <w:rFonts w:ascii="Courier New" w:cs="Courier New" w:eastAsia="Courier New" w:hAnsi="Courier New"/>
+                <w:sz w:val="18"/>
+                <w:szCs w:val="18"/>
+              </w:rPr>
+              <w:t xml:space="preserve">14</w:t>
+            </w:r>
+          </w:p>
+        </w:tc>
+        <w:tc>
+          <w:tcPr>
+            <w:tcW w:type="dxa" w:w="9306"/>
+            <w:tcBorders>
+              <w:top w:val="single" w:color="BBBBBB" w:sz="1"/>
+              <w:left w:val="single" w:color="BBBBBB" w:sz="1"/>
+              <w:bottom w:val="single" w:color="BBBBBB" w:sz="1"/>
+              <w:right w:val="single" w:color="BBBBBB" w:sz="1"/>
+            </w:tcBorders>
+            <w:shd w:fill="FFFFEE" w:val="clear"/>
+            <w:tcMar>
+              <w:top w:type="dxa" w:w="60"/>
+              <w:left w:type="dxa" w:w="120"/>
+              <w:bottom w:type="dxa" w:w="60"/>
+              <w:right w:type="dxa" w:w="120"/>
+            </w:tcMar>
+          </w:tcPr>
+          <w:p>
+            <w:r>
+              <w:rPr>
+                <w:rFonts w:ascii="Courier New" w:cs="Courier New" w:eastAsia="Courier New" w:hAnsi="Courier New"/>
+                <w:sz w:val="17"/>
+                <w:szCs w:val="17"/>
+              </w:rPr>
+              <w:t xml:space="preserve">        Cells(a, [  ]).Value = a * [  ]  ' I列：9倍</w:t>
+            </w:r>
+          </w:p>
+        </w:tc>
+      </w:tr>
+      <w:tr>
+        <w:trPr>
+          <w:trHeight w:val="420" w:hRule="exact"/>
+        </w:trPr>
+        <w:tc>
+          <w:tcPr>
+            <w:tcW w:type="dxa" w:w="600"/>
+            <w:tcBorders>
+              <w:top w:val="single" w:color="BBBBBB" w:sz="1"/>
+              <w:left w:val="single" w:color="BBBBBB" w:sz="1"/>
+              <w:bottom w:val="single" w:color="BBBBBB" w:sz="1"/>
+              <w:right w:val="single" w:color="BBBBBB" w:sz="1"/>
+            </w:tcBorders>
+            <w:shd w:fill="FFFFFF" w:val="clear"/>
+            <w:tcMar>
+              <w:top w:type="dxa" w:w="60"/>
+              <w:left w:type="dxa" w:w="100"/>
+              <w:bottom w:type="dxa" w:w="60"/>
+              <w:right w:type="dxa" w:w="100"/>
+            </w:tcMar>
+          </w:tcPr>
+          <w:p>
+            <w:pPr>
+              <w:jc w:val="center"/>
+            </w:pPr>
+            <w:r>
+              <w:rPr>
+                <w:rFonts w:ascii="Courier New" w:cs="Courier New" w:eastAsia="Courier New" w:hAnsi="Courier New"/>
+                <w:sz w:val="18"/>
+                <w:szCs w:val="18"/>
+              </w:rPr>
+              <w:t xml:space="preserve">15</w:t>
+            </w:r>
+          </w:p>
+        </w:tc>
+        <w:tc>
+          <w:tcPr>
+            <w:tcW w:type="dxa" w:w="9306"/>
+            <w:tcBorders>
+              <w:top w:val="single" w:color="BBBBBB" w:sz="1"/>
+              <w:left w:val="single" w:color="BBBBBB" w:sz="1"/>
+              <w:bottom w:val="single" w:color="BBBBBB" w:sz="1"/>
+              <w:right w:val="single" w:color="BBBBBB" w:sz="1"/>
+            </w:tcBorders>
+            <w:shd w:fill="FFFFFF" w:val="clear"/>
+            <w:tcMar>
+              <w:top w:type="dxa" w:w="60"/>
+              <w:left w:type="dxa" w:w="120"/>
+              <w:bottom w:type="dxa" w:w="60"/>
+              <w:right w:type="dxa" w:w="120"/>
+            </w:tcMar>
+          </w:tcPr>
+          <w:p>
+            <w:r>
+              <w:rPr>
+                <w:rFonts w:ascii="Courier New" w:cs="Courier New" w:eastAsia="Courier New" w:hAnsi="Courier New"/>
+                <w:sz w:val="17"/>
+                <w:szCs w:val="17"/>
+              </w:rPr>
+              <w:t xml:space="preserve">    Next a</w:t>
+            </w:r>
+          </w:p>
+        </w:tc>
+      </w:tr>
+      <w:tr>
+        <w:trPr>
+          <w:trHeight w:val="420" w:hRule="exact"/>
+        </w:trPr>
+        <w:tc>
+          <w:tcPr>
+            <w:tcW w:type="dxa" w:w="600"/>
+            <w:tcBorders>
+              <w:top w:val="single" w:color="BBBBBB" w:sz="1"/>
+              <w:left w:val="single" w:color="BBBBBB" w:sz="1"/>
+              <w:bottom w:val="single" w:color="BBBBBB" w:sz="1"/>
+              <w:right w:val="single" w:color="BBBBBB" w:sz="1"/>
+            </w:tcBorders>
+            <w:shd w:fill="FFFFFF" w:val="clear"/>
+            <w:tcMar>
+              <w:top w:type="dxa" w:w="60"/>
+              <w:left w:type="dxa" w:w="100"/>
+              <w:bottom w:type="dxa" w:w="60"/>
+              <w:right w:type="dxa" w:w="100"/>
+            </w:tcMar>
+          </w:tcPr>
+          <w:p>
+            <w:pPr>
+              <w:jc w:val="center"/>
+            </w:pPr>
+            <w:r>
+              <w:rPr>
+                <w:rFonts w:ascii="Courier New" w:cs="Courier New" w:eastAsia="Courier New" w:hAnsi="Courier New"/>
+                <w:sz w:val="18"/>
+                <w:szCs w:val="18"/>
+              </w:rPr>
+              <w:t xml:space="preserve">16</w:t>
+            </w:r>
+          </w:p>
+        </w:tc>
+        <w:tc>
+          <w:tcPr>
+            <w:tcW w:type="dxa" w:w="9306"/>
+            <w:tcBorders>
+              <w:top w:val="single" w:color="BBBBBB" w:sz="1"/>
+              <w:left w:val="single" w:color="BBBBBB" w:sz="1"/>
+              <w:bottom w:val="single" w:color="BBBBBB" w:sz="1"/>
+              <w:right w:val="single" w:color="BBBBBB" w:sz="1"/>
+            </w:tcBorders>
+            <w:shd w:fill="FFFFFF" w:val="clear"/>
+            <w:tcMar>
+              <w:top w:type="dxa" w:w="60"/>
+              <w:left w:type="dxa" w:w="120"/>
+              <w:bottom w:type="dxa" w:w="60"/>
+              <w:right w:type="dxa" w:w="120"/>
+            </w:tcMar>
+          </w:tcPr>
+          <w:p>
+            <w:r>
+              <w:rPr>
+                <w:rFonts w:ascii="Courier New" w:cs="Courier New" w:eastAsia="Courier New" w:hAnsi="Courier New"/>
+                <w:sz w:val="17"/>
+                <w:szCs w:val="17"/>
+              </w:rPr>
+              <w:t xml:space="preserve">End Sub</w:t>
+            </w:r>
+          </w:p>
+        </w:tc>
+      </w:tr>
+    </w:tbl>
+    <w:p>
+      <w:pPr>
+        <w:spacing w:after="40" w:before="40"/>
+      </w:pPr>
+      <w:r>
+        <w:t xml:space="preserve"/>
+      </w:r>
+    </w:p>
+    <w:p>
+      <w:pPr>
+        <w:spacing w:after="120" w:before="120"/>
+        <w:ind w:left="200"/>
+      </w:pPr>
+      <w:r>
+        <w:rPr>
+          <w:rFonts w:ascii="BIZ UDGothic" w:cs="BIZ UDGothic" w:eastAsia="BIZ UDGothic" w:hAnsi="BIZ UDGothic"/>
+          <w:b w:val="false"/>
+          <w:bCs w:val="false"/>
+          <w:color w:val="666666"/>
+          <w:sz w:val="20"/>
+          <w:szCs w:val="20"/>
+        </w:rPr>
+        <w:t xml:space="preserve">◎ 発展：パターンに気づいたら、For〜Next を入れ子にしてまとめて書くことも挑戦してみよう！</w:t>
+      </w:r>
+    </w:p>
     <w:sectPr>
       <w:pgSz w:w="11906" w:h="16838" w:orient="portrait"/>
       <w:pgMar w:top="1000" w:right="1000" w:bottom="1000" w:left="1000" w:header="708" w:footer="708" w:gutter="0"/>
